--- a/data/outputs/v2/Maths/SS3.1_Trigonometry_I/Mathematics_Trigonometry_I_FinalExplanation.docx
+++ b/data/outputs/v2/Maths/SS3.1_Trigonometry_I/Mathematics_Trigonometry_I_FinalExplanation.docx
@@ -38,6 +38,177 @@
           <w:szCs w:val="22"/>
         </w:rPr>
         <w:t xml:space="preserve">Student Assessment Document</w:t>
+      </w:r>
+    </w:p>
+    <w:p>
+      <w:pPr>
+        <w:spacing w:after="80" w:before="120"/>
+      </w:pPr>
+      <w:r>
+        <w:rPr>
+          <w:rFonts w:ascii="Arial" w:cs="Arial" w:eastAsia="Arial" w:hAnsi="Arial"/>
+          <w:b/>
+          <w:bCs/>
+          <w:color w:val="1F3864"/>
+          <w:sz w:val="20"/>
+          <w:szCs w:val="20"/>
+        </w:rPr>
+        <w:t xml:space="preserve">ATTRIBUTION AND LICENSING</w:t>
+      </w:r>
+    </w:p>
+    <w:p>
+      <w:pPr>
+        <w:spacing w:after="60" w:before="0"/>
+      </w:pPr>
+      <w:r>
+        <w:rPr>
+          <w:rFonts w:ascii="Arial" w:cs="Arial" w:eastAsia="Arial" w:hAnsi="Arial"/>
+          <w:b/>
+          <w:bCs/>
+          <w:sz w:val="17"/>
+          <w:szCs w:val="17"/>
+        </w:rPr>
+        <w:t xml:space="preserve">Curriculum Alignment: </w:t>
+      </w:r>
+      <w:r>
+        <w:rPr>
+          <w:rFonts w:ascii="Arial" w:cs="Arial" w:eastAsia="Arial" w:hAnsi="Arial"/>
+          <w:sz w:val="17"/>
+          <w:szCs w:val="17"/>
+        </w:rPr>
+        <w:t xml:space="preserve">Structured in pedagogical alignment with the competence-based curriculum format and learning outcomes established by the Kenya Institute of Curriculum Development (KICD). This material is independently developed and is not officially endorsed or published by KICD.</w:t>
+      </w:r>
+    </w:p>
+    <w:p>
+      <w:pPr>
+        <w:spacing w:after="60" w:before="0"/>
+      </w:pPr>
+      <w:r>
+        <w:rPr>
+          <w:rFonts w:ascii="Arial" w:cs="Arial" w:eastAsia="Arial" w:hAnsi="Arial"/>
+          <w:b/>
+          <w:bCs/>
+          <w:sz w:val="17"/>
+          <w:szCs w:val="17"/>
+        </w:rPr>
+        <w:t xml:space="preserve">Content &amp; Pedagogy: </w:t>
+      </w:r>
+      <w:r>
+        <w:rPr>
+          <w:rFonts w:ascii="Arial" w:cs="Arial" w:eastAsia="Arial" w:hAnsi="Arial"/>
+          <w:sz w:val="17"/>
+          <w:szCs w:val="17"/>
+        </w:rPr>
+        <w:t xml:space="preserve">Developed and adapted by the educator team at SeaVuria (registered 501(c)(3) in the United States and registered NGO in Kenya, No. 872-850A-BF11), who designed the pedagogical framework, lesson templates and exemplar lessons on which this material is based.</w:t>
+      </w:r>
+    </w:p>
+    <w:p>
+      <w:pPr>
+        <w:spacing w:after="60" w:before="0"/>
+      </w:pPr>
+      <w:r>
+        <w:rPr>
+          <w:rFonts w:ascii="Arial" w:cs="Arial" w:eastAsia="Arial" w:hAnsi="Arial"/>
+          <w:b/>
+          <w:bCs/>
+          <w:sz w:val="17"/>
+          <w:szCs w:val="17"/>
+        </w:rPr>
+        <w:t xml:space="preserve">Production &amp; Layout: </w:t>
+      </w:r>
+      <w:r>
+        <w:rPr>
+          <w:rFonts w:ascii="Arial" w:cs="Arial" w:eastAsia="Arial" w:hAnsi="Arial"/>
+          <w:sz w:val="17"/>
+          <w:szCs w:val="17"/>
+        </w:rPr>
+        <w:t xml:space="preserve">Educational design and curriculum sequencing by SeaVuria. Technical layout, structural formatting, and digital optimization/implementation executed in partnership with ARES Education (registered 501(c)(3) in the United States and Canada (as Afretech Aid) and registered NGO in Kenya), with lesson drafting and compilation assisted by AI (Claude, Anthropic).</w:t>
+      </w:r>
+    </w:p>
+    <w:p>
+      <w:pPr>
+        <w:pBdr>
+          <w:bottom w:val="single" w:color="1F3864" w:sz="6" w:space="6"/>
+        </w:pBdr>
+        <w:spacing w:after="60" w:before="0"/>
+      </w:pPr>
+      <w:r>
+        <w:rPr>
+          <w:rFonts w:ascii="Arial" w:cs="Arial" w:eastAsia="Arial" w:hAnsi="Arial"/>
+          <w:b/>
+          <w:bCs/>
+          <w:sz w:val="17"/>
+          <w:szCs w:val="17"/>
+        </w:rPr>
+        <w:t xml:space="preserve">Licensing &amp; Copyright: </w:t>
+      </w:r>
+      <w:r>
+        <w:rPr>
+          <w:rFonts w:ascii="Arial" w:cs="Arial" w:eastAsia="Arial" w:hAnsi="Arial"/>
+          <w:sz w:val="17"/>
+          <w:szCs w:val="17"/>
+        </w:rPr>
+        <w:t xml:space="preserve">© 2026 SeaVuria and ARES. This work is licensed under a </w:t>
+      </w:r>
+      <w:hyperlink w:history="1" r:id="rIdplae-kv6ijv94880aqwod">
+        <w:r>
+          <w:rPr>
+            <w:rFonts w:ascii="Arial" w:cs="Arial" w:eastAsia="Arial" w:hAnsi="Arial"/>
+            <w:color w:val="1F6B75"/>
+            <w:sz w:val="17"/>
+            <w:szCs w:val="17"/>
+            <w:u w:val="single" w:color="1F6B75"/>
+          </w:rPr>
+          <w:t xml:space="preserve">Creative Commons Attribution-NonCommercial 4.0 International License</w:t>
+        </w:r>
+      </w:hyperlink>
+      <w:r>
+        <w:rPr>
+          <w:rFonts w:ascii="Arial" w:cs="Arial" w:eastAsia="Arial" w:hAnsi="Arial"/>
+          <w:sz w:val="17"/>
+          <w:szCs w:val="17"/>
+        </w:rPr>
+        <w:t xml:space="preserve"> (</w:t>
+      </w:r>
+      <w:hyperlink w:history="1" r:id="rIde5_45_bq7gpi21gcc1anb">
+        <w:r>
+          <w:rPr>
+            <w:rFonts w:ascii="Arial" w:cs="Arial" w:eastAsia="Arial" w:hAnsi="Arial"/>
+            <w:color w:val="1F6B75"/>
+            <w:sz w:val="17"/>
+            <w:szCs w:val="17"/>
+            <w:u w:val="single" w:color="1F6B75"/>
+          </w:rPr>
+          <w:t xml:space="preserve">CC BY-NC 4.0</w:t>
+        </w:r>
+      </w:hyperlink>
+      <w:r>
+        <w:rPr>
+          <w:rFonts w:ascii="Arial" w:cs="Arial" w:eastAsia="Arial" w:hAnsi="Arial"/>
+          <w:sz w:val="17"/>
+          <w:szCs w:val="17"/>
+        </w:rPr>
+        <w:t xml:space="preserve">). To view a copy of this license, visit </w:t>
+      </w:r>
+      <w:hyperlink w:history="1" r:id="rIdcmq-4mcgj0tuv4e9ccatk">
+        <w:r>
+          <w:rPr>
+            <w:rFonts w:ascii="Arial" w:cs="Arial" w:eastAsia="Arial" w:hAnsi="Arial"/>
+            <w:color w:val="1F6B75"/>
+            <w:sz w:val="17"/>
+            <w:szCs w:val="17"/>
+            <w:u w:val="single" w:color="1F6B75"/>
+          </w:rPr>
+          <w:t xml:space="preserve">https://creativecommons.org/licenses/by-nc/4.0/</w:t>
+        </w:r>
+      </w:hyperlink>
+      <w:r>
+        <w:rPr>
+          <w:rFonts w:ascii="Arial" w:cs="Arial" w:eastAsia="Arial" w:hAnsi="Arial"/>
+          <w:sz w:val="17"/>
+          <w:szCs w:val="17"/>
+        </w:rPr>
+        <w:t xml:space="preserve">. You are free to copy, redistribute, and adapt this material in any medium or format, provided appropriate credit is given and the material is not used for commercial purposes. KICD learning outcomes and curriculum designations reproduced here for alignment purposes remain the property of KICD and are not covered by this license. Linked external resources (e.g. CK-12, Khan Academy, PhET) are subject to their own licenses.</w:t>
       </w:r>
     </w:p>
     <w:p>

--- a/data/outputs/v2/Maths/SS3.1_Trigonometry_I/Mathematics_Trigonometry_I_FinalExplanation.docx
+++ b/data/outputs/v2/Maths/SS3.1_Trigonometry_I/Mathematics_Trigonometry_I_FinalExplanation.docx
@@ -150,7 +150,7 @@
         </w:rPr>
         <w:t xml:space="preserve">© 2026 SeaVuria and ARES. This work is licensed under a </w:t>
       </w:r>
-      <w:hyperlink w:history="1" r:id="rIdplae-kv6ijv94880aqwod">
+      <w:hyperlink w:history="1" r:id="rIdp9qf1zfasgp1untisdls0">
         <w:r>
           <w:rPr>
             <w:rFonts w:ascii="Arial" w:cs="Arial" w:eastAsia="Arial" w:hAnsi="Arial"/>
@@ -170,7 +170,7 @@
         </w:rPr>
         <w:t xml:space="preserve"> (</w:t>
       </w:r>
-      <w:hyperlink w:history="1" r:id="rIde5_45_bq7gpi21gcc1anb">
+      <w:hyperlink w:history="1" r:id="rIdkmkda2eha5su0ms8iyfcm">
         <w:r>
           <w:rPr>
             <w:rFonts w:ascii="Arial" w:cs="Arial" w:eastAsia="Arial" w:hAnsi="Arial"/>
@@ -190,7 +190,7 @@
         </w:rPr>
         <w:t xml:space="preserve">). To view a copy of this license, visit </w:t>
       </w:r>
-      <w:hyperlink w:history="1" r:id="rIdcmq-4mcgj0tuv4e9ccatk">
+      <w:hyperlink w:history="1" r:id="rIdaq_strduff5hnp_tww7kq">
         <w:r>
           <w:rPr>
             <w:rFonts w:ascii="Arial" w:cs="Arial" w:eastAsia="Arial" w:hAnsi="Arial"/>

--- a/data/outputs/v2/Maths/SS3.1_Trigonometry_I/Mathematics_Trigonometry_I_FinalExplanation.docx
+++ b/data/outputs/v2/Maths/SS3.1_Trigonometry_I/Mathematics_Trigonometry_I_FinalExplanation.docx
@@ -95,7 +95,7 @@
                 <w:sz w:val="22"/>
                 <w:szCs w:val="22"/>
               </w:rPr>
-              <w:t xml:space="preserve">FINAL EXPLANATION: MATHEMATICS GRADE 10 · SUB-STRAND 3.1: TRIGONOMETRY I</w:t>
+              <w:t xml:space="preserve">FINAL EXPLANATION: MATHEMATICS GRADE 10: TRIGONOMETRY I (3.1) FINAL EXPLANATION</w:t>
             </w:r>
           </w:p>
         </w:tc>
@@ -422,159 +422,7 @@
                 <w:sz w:val="18"/>
                 <w:szCs w:val="18"/>
               </w:rPr>
-              <w:t xml:space="preserve">This is your Final Explanation — your opportunity to show everything you have learned across our 10-lesson Trigonometry I sequence. You have investigated the anchoring phenomenon: a student in Kisumu used her own shadow and the shadow of a mango tree, plus a clinometer angle of 53°, to figure out the tree's height without climbing it. Now it is your turn to explain, clearly and completely, how that is possible. </w:t>
-            </w:r>
-          </w:p>
-          <w:p>
-            <w:pPr>
-              <w:spacing w:after="40" w:before="0"/>
-              <w:jc w:val="left"/>
-            </w:pPr>
-            <w:r>
-              <w:rPr>
-                <w:rFonts w:ascii="Arial" w:cs="Arial" w:eastAsia="Arial" w:hAnsi="Arial"/>
-                <w:b w:val="false"/>
-                <w:bCs w:val="false"/>
-                <w:i w:val="false"/>
-                <w:iCs w:val="false"/>
-                <w:color w:val="000000"/>
-                <w:sz w:val="18"/>
-                <w:szCs w:val="18"/>
-              </w:rPr>
-              <w:t xml:space="preserve"/>
-            </w:r>
-          </w:p>
-          <w:p>
-            <w:pPr>
-              <w:spacing w:after="40" w:before="0"/>
-              <w:jc w:val="left"/>
-            </w:pPr>
-            <w:r>
-              <w:rPr>
-                <w:rFonts w:ascii="Arial" w:cs="Arial" w:eastAsia="Arial" w:hAnsi="Arial"/>
-                <w:b w:val="false"/>
-                <w:bCs w:val="false"/>
-                <w:i w:val="false"/>
-                <w:iCs w:val="false"/>
-                <w:color w:val="000000"/>
-                <w:sz w:val="18"/>
-                <w:szCs w:val="18"/>
-              </w:rPr>
-              <w:t xml:space="preserve">Read each section prompt carefully. Write in full sentences. Use correct mathematical vocabulary (trigonometric ratio, sine, cosine, tangent, opposite, adjacent, hypotenuse, angle of elevation, similar triangles). Show all working where calculations are required. Your explanation should be detailed enough that a fellow student who missed every lesson could read your work and fully understand how angles unlock unknown heights. Good luck!</w:t>
-            </w:r>
-          </w:p>
-          <w:p>
-            <w:pPr>
-              <w:spacing w:after="40" w:before="0"/>
-              <w:jc w:val="left"/>
-            </w:pPr>
-            <w:r>
-              <w:rPr>
-                <w:rFonts w:ascii="Arial" w:cs="Arial" w:eastAsia="Arial" w:hAnsi="Arial"/>
-                <w:b w:val="false"/>
-                <w:bCs w:val="false"/>
-                <w:i w:val="false"/>
-                <w:iCs w:val="false"/>
-                <w:color w:val="000000"/>
-                <w:sz w:val="18"/>
-                <w:szCs w:val="18"/>
-              </w:rPr>
-              <w:t xml:space="preserve"/>
-            </w:r>
-          </w:p>
-          <w:p>
-            <w:pPr>
-              <w:spacing w:after="40" w:before="0"/>
-              <w:jc w:val="left"/>
-            </w:pPr>
-            <w:r>
-              <w:rPr>
-                <w:rFonts w:ascii="Arial" w:cs="Arial" w:eastAsia="Arial" w:hAnsi="Arial"/>
-                <w:b w:val="false"/>
-                <w:bCs w:val="false"/>
-                <w:i w:val="false"/>
-                <w:iCs w:val="false"/>
-                <w:color w:val="000000"/>
-                <w:sz w:val="18"/>
-                <w:szCs w:val="18"/>
-              </w:rPr>
-              <w:t xml:space="preserve">KICD Learning Outcomes addressed: Apply trigonometric ratios to solve problems involving right-angled triangles; establish relationships among sine, cosine, and tangent of acute angles; connect mathematical reasoning to real-world contexts.</w:t>
-            </w:r>
-          </w:p>
-          <w:p>
-            <w:pPr>
-              <w:spacing w:after="40" w:before="0"/>
-              <w:jc w:val="left"/>
-            </w:pPr>
-            <w:r>
-              <w:rPr>
-                <w:rFonts w:ascii="Arial" w:cs="Arial" w:eastAsia="Arial" w:hAnsi="Arial"/>
-                <w:b w:val="false"/>
-                <w:bCs w:val="false"/>
-                <w:i w:val="false"/>
-                <w:iCs w:val="false"/>
-                <w:color w:val="000000"/>
-                <w:sz w:val="18"/>
-                <w:szCs w:val="18"/>
-              </w:rPr>
-              <w:t xml:space="preserve"/>
-            </w:r>
-          </w:p>
-          <w:p>
-            <w:pPr>
-              <w:spacing w:after="40" w:before="0"/>
-              <w:jc w:val="left"/>
-            </w:pPr>
-            <w:r>
-              <w:rPr>
-                <w:rFonts w:ascii="Arial" w:cs="Arial" w:eastAsia="Arial" w:hAnsi="Arial"/>
-                <w:b w:val="false"/>
-                <w:bCs w:val="false"/>
-                <w:i w:val="false"/>
-                <w:iCs w:val="false"/>
-                <w:color w:val="000000"/>
-                <w:sz w:val="18"/>
-                <w:szCs w:val="18"/>
-              </w:rPr>
-              <w:t xml:space="preserve">Competencies: Communication and collaboration · Critical thinking and problem solving · Creativity and imagination.</w:t>
-            </w:r>
-          </w:p>
-          <w:p>
-            <w:pPr>
-              <w:spacing w:after="40" w:before="0"/>
-              <w:jc w:val="left"/>
-            </w:pPr>
-            <w:r>
-              <w:rPr>
-                <w:rFonts w:ascii="Arial" w:cs="Arial" w:eastAsia="Arial" w:hAnsi="Arial"/>
-                <w:b w:val="false"/>
-                <w:bCs w:val="false"/>
-                <w:i w:val="false"/>
-                <w:iCs w:val="false"/>
-                <w:color w:val="000000"/>
-                <w:sz w:val="18"/>
-                <w:szCs w:val="18"/>
-              </w:rPr>
-              <w:t xml:space="preserve">Core Values: Responsibility · Integrity · Social justice.</w:t>
-            </w:r>
-          </w:p>
-          <w:p>
-            <w:pPr>
-              <w:spacing w:after="40" w:before="0"/>
-              <w:jc w:val="left"/>
-            </w:pPr>
-            <w:r>
-              <w:rPr>
-                <w:rFonts w:ascii="Arial" w:cs="Arial" w:eastAsia="Arial" w:hAnsi="Arial"/>
-                <w:b w:val="false"/>
-                <w:bCs w:val="false"/>
-                <w:i w:val="false"/>
-                <w:iCs w:val="false"/>
-                <w:color w:val="000000"/>
-                <w:sz w:val="18"/>
-                <w:szCs w:val="18"/>
-              </w:rPr>
-              <w:t xml:space="preserve">PCIs: Environmental awareness (indigenous trees, land use) · Financial literacy (construction, surveying).</w:t>
+              <w:t xml:space="preserve">Driving question: How can the angle a sunbeam makes with the ground allow us to calculate the height of any tree, building, or hill in Kenya without measuring it directly? Use what you learned in all ten lessons to answer the prompts below. Write in full sentences, show every step of any calculation, and include units. Draw labelled right-angled triangles wherever they help. Remember the Kisumu data: a student 1.6 m tall casts a 1.2 m shadow, the mango tree casts a 9.0 m shadow, and the sun angle measured with the clinometer is about 53°. Be honest about any rounding or measurement error in your work.</w:t>
             </w:r>
           </w:p>
         </w:tc>
@@ -602,14 +450,12 @@
         <w:tblLayout w:type="fixed"/>
       </w:tblPr>
       <w:tblGrid>
-        <w:gridCol w:w="3000"/>
-        <w:gridCol w:w="10680"/>
+        <w:gridCol w:w="13680"/>
       </w:tblGrid>
       <w:tr>
         <w:tc>
           <w:tcPr>
             <w:tcW w:type="dxa" w:w="13680"/>
-            <w:gridSpan w:val="2"/>
             <w:shd w:fill="1F3864" w:color="auto" w:val="clear"/>
             <w:tcMar>
               <w:top w:type="dxa" w:w="60"/>
@@ -635,15 +481,15 @@
                 <w:sz w:val="22"/>
                 <w:szCs w:val="22"/>
               </w:rPr>
-              <w:t xml:space="preserve">Section 1 — The Hidden Pattern: Similar Triangles and Consistent Ratios</w:t>
-            </w:r>
-          </w:p>
-        </w:tc>
-      </w:tr>
-      <w:tr>
-        <w:tc>
-          <w:tcPr>
-            <w:tcW w:type="dxa" w:w="3000"/>
+              <w:t xml:space="preserve">Part 1: Why does the angle tell us about the sides?</w:t>
+            </w:r>
+          </w:p>
+        </w:tc>
+      </w:tr>
+      <w:tr>
+        <w:tc>
+          <w:tcPr>
+            <w:tcW w:type="dxa" w:w="13680"/>
             <w:shd w:fill="D9EEF1" w:color="auto" w:val="clear"/>
             <w:tcMar>
               <w:top w:type="dxa" w:w="60"/>
@@ -669,127 +515,18 @@
                 <w:sz w:val="18"/>
                 <w:szCs w:val="18"/>
               </w:rPr>
-              <w:t xml:space="preserve">In our opening lesson, a student in Kisumu noticed that her 1.6 m height cast a 1.2 m shadow, while the mango tree's shadow was 9.0 m long — all at the same moment on the same sunny afternoon.</w:t>
-            </w:r>
-          </w:p>
-          <w:p>
-            <w:pPr>
-              <w:spacing w:after="40" w:before="0"/>
-              <w:jc w:val="left"/>
-            </w:pPr>
-            <w:r>
-              <w:rPr>
-                <w:rFonts w:ascii="Arial" w:cs="Arial" w:eastAsia="Arial" w:hAnsi="Arial"/>
-                <w:b/>
-                <w:bCs/>
-                <w:i w:val="false"/>
-                <w:iCs w:val="false"/>
-                <w:color w:val="000000"/>
-                <w:sz w:val="18"/>
-                <w:szCs w:val="18"/>
-              </w:rPr>
-              <w:t xml:space="preserve"/>
-            </w:r>
-          </w:p>
-          <w:p>
-            <w:pPr>
-              <w:spacing w:after="40" w:before="0"/>
-              <w:jc w:val="left"/>
-            </w:pPr>
-            <w:r>
-              <w:rPr>
-                <w:rFonts w:ascii="Arial" w:cs="Arial" w:eastAsia="Arial" w:hAnsi="Arial"/>
-                <w:b/>
-                <w:bCs/>
-                <w:i w:val="false"/>
-                <w:iCs w:val="false"/>
-                <w:color w:val="000000"/>
-                <w:sz w:val="18"/>
-                <w:szCs w:val="18"/>
-              </w:rPr>
-              <w:t xml:space="preserve">(a) Draw and label two right-angled triangles: one for the student and one for the mango tree. Mark the height (vertical side), shadow length (horizontal side), and the sun's ray (hypotenuse) on each triangle. Explain why both triangles must contain the same angles.</w:t>
-            </w:r>
-          </w:p>
-          <w:p>
-            <w:pPr>
-              <w:spacing w:after="40" w:before="0"/>
-              <w:jc w:val="left"/>
-            </w:pPr>
-            <w:r>
-              <w:rPr>
-                <w:rFonts w:ascii="Arial" w:cs="Arial" w:eastAsia="Arial" w:hAnsi="Arial"/>
-                <w:b/>
-                <w:bCs/>
-                <w:i w:val="false"/>
-                <w:iCs w:val="false"/>
-                <w:color w:val="000000"/>
-                <w:sz w:val="18"/>
-                <w:szCs w:val="18"/>
-              </w:rPr>
-              <w:t xml:space="preserve"/>
-            </w:r>
-          </w:p>
-          <w:p>
-            <w:pPr>
-              <w:spacing w:after="40" w:before="0"/>
-              <w:jc w:val="left"/>
-            </w:pPr>
-            <w:r>
-              <w:rPr>
-                <w:rFonts w:ascii="Arial" w:cs="Arial" w:eastAsia="Arial" w:hAnsi="Arial"/>
-                <w:b/>
-                <w:bCs/>
-                <w:i w:val="false"/>
-                <w:iCs w:val="false"/>
-                <w:color w:val="000000"/>
-                <w:sz w:val="18"/>
-                <w:szCs w:val="18"/>
-              </w:rPr>
-              <w:t xml:space="preserve">(b) Using the concept of similar triangles, show how you can calculate the height of the mango tree from the shadow measurements alone. Show your working fully.</w:t>
-            </w:r>
-          </w:p>
-          <w:p>
-            <w:pPr>
-              <w:spacing w:after="40" w:before="0"/>
-              <w:jc w:val="left"/>
-            </w:pPr>
-            <w:r>
-              <w:rPr>
-                <w:rFonts w:ascii="Arial" w:cs="Arial" w:eastAsia="Arial" w:hAnsi="Arial"/>
-                <w:b/>
-                <w:bCs/>
-                <w:i w:val="false"/>
-                <w:iCs w:val="false"/>
-                <w:color w:val="000000"/>
-                <w:sz w:val="18"/>
-                <w:szCs w:val="18"/>
-              </w:rPr>
-              <w:t xml:space="preserve"/>
-            </w:r>
-          </w:p>
-          <w:p>
-            <w:pPr>
-              <w:spacing w:after="40" w:before="0"/>
-              <w:jc w:val="left"/>
-            </w:pPr>
-            <w:r>
-              <w:rPr>
-                <w:rFonts w:ascii="Arial" w:cs="Arial" w:eastAsia="Arial" w:hAnsi="Arial"/>
-                <w:b/>
-                <w:bCs/>
-                <w:i w:val="false"/>
-                <w:iCs w:val="false"/>
-                <w:color w:val="000000"/>
-                <w:sz w:val="18"/>
-                <w:szCs w:val="18"/>
-              </w:rPr>
-              <w:t xml:space="preserve">(c) Explain what this tells us about the RATIO of opposite side to adjacent side in both triangles. Why does this ratio stay the same even though the triangles are very different in size?</w:t>
-            </w:r>
-          </w:p>
-        </w:tc>
-        <w:tc>
-          <w:tcPr>
-            <w:tcW w:type="dxa" w:w="10680"/>
+              <w:t xml:space="preserve">In the Kisumu school compound, the student and the mango tree both stand in the same sunlight. Draw and label the two right-angled triangles (one for the student and her shadow, one for the tree and its shadow). Explain why the ratio of opposite to adjacent is the same in both triangles, even though one triangle is much bigger. Then explain why this means that an angle can tell us about the ratios of the sides of a right-angled triangle.</w:t>
+            </w:r>
+          </w:p>
+        </w:tc>
+      </w:tr>
+      <w:tr>
+        <w:trPr>
+          <w:trHeight w:val="4200" w:hRule="atLeast"/>
+        </w:trPr>
+        <w:tc>
+          <w:tcPr>
+            <w:tcW w:type="dxa" w:w="13680"/>
             <w:shd w:fill="FFFFFF" w:color="auto" w:val="clear"/>
             <w:tcMar>
               <w:top w:type="dxa" w:w="60"/>
@@ -809,241 +546,13 @@
                 <w:rFonts w:ascii="Arial" w:cs="Arial" w:eastAsia="Arial" w:hAnsi="Arial"/>
                 <w:b w:val="false"/>
                 <w:bCs w:val="false"/>
-                <w:i w:val="false"/>
-                <w:iCs w:val="false"/>
-                <w:color w:val="000000"/>
-                <w:sz w:val="18"/>
-                <w:szCs w:val="18"/>
-              </w:rPr>
-              <w:t xml:space="preserve">(a) [Diagram shows two right-angled triangles. Triangle 1 — student: vertical side = 1.6 m (height), horizontal side = 1.2 m (shadow), hypotenuse = sun's ray. Triangle 2 — tree: vertical side = h (unknown height), horizontal side = 9.0 m (shadow), hypotenuse = sun's ray. Both triangles share the same sun-ray angle at the base because the sun's rays are parallel at the same moment in time, so the angle of elevation of the sun is identical for both.]</w:t>
-            </w:r>
-          </w:p>
-          <w:p>
-            <w:pPr>
-              <w:spacing w:after="40" w:before="0"/>
-              <w:jc w:val="left"/>
-            </w:pPr>
-            <w:r>
-              <w:rPr>
-                <w:rFonts w:ascii="Arial" w:cs="Arial" w:eastAsia="Arial" w:hAnsi="Arial"/>
-                <w:b w:val="false"/>
-                <w:bCs w:val="false"/>
-                <w:i w:val="false"/>
-                <w:iCs w:val="false"/>
-                <w:color w:val="000000"/>
-                <w:sz w:val="18"/>
-                <w:szCs w:val="18"/>
-              </w:rPr>
-              <w:t xml:space="preserve"/>
-            </w:r>
-          </w:p>
-          <w:p>
-            <w:pPr>
-              <w:spacing w:after="40" w:before="0"/>
-              <w:jc w:val="left"/>
-            </w:pPr>
-            <w:r>
-              <w:rPr>
-                <w:rFonts w:ascii="Arial" w:cs="Arial" w:eastAsia="Arial" w:hAnsi="Arial"/>
-                <w:b w:val="false"/>
-                <w:bCs w:val="false"/>
-                <w:i w:val="false"/>
-                <w:iCs w:val="false"/>
-                <w:color w:val="000000"/>
-                <w:sz w:val="18"/>
-                <w:szCs w:val="18"/>
-              </w:rPr>
-              <w:t xml:space="preserve">(b) Since the triangles are similar (AA similarity — same sun angle, both have a 90° angle), their corresponding sides are proportional:</w:t>
-            </w:r>
-          </w:p>
-          <w:p>
-            <w:pPr>
-              <w:spacing w:after="40" w:before="0"/>
-              <w:jc w:val="left"/>
-            </w:pPr>
-            <w:r>
-              <w:rPr>
-                <w:rFonts w:ascii="Arial" w:cs="Arial" w:eastAsia="Arial" w:hAnsi="Arial"/>
-                <w:b w:val="false"/>
-                <w:bCs w:val="false"/>
-                <w:i w:val="false"/>
-                <w:iCs w:val="false"/>
-                <w:color w:val="000000"/>
-                <w:sz w:val="18"/>
-                <w:szCs w:val="18"/>
-              </w:rPr>
-              <w:t xml:space="preserve"/>
-            </w:r>
-          </w:p>
-          <w:p>
-            <w:pPr>
-              <w:spacing w:after="40" w:before="0"/>
-              <w:jc w:val="left"/>
-            </w:pPr>
-            <w:r>
-              <w:rPr>
-                <w:rFonts w:ascii="Arial" w:cs="Arial" w:eastAsia="Arial" w:hAnsi="Arial"/>
-                <w:b w:val="false"/>
-                <w:bCs w:val="false"/>
-                <w:i w:val="false"/>
-                <w:iCs w:val="false"/>
-                <w:color w:val="000000"/>
-                <w:sz w:val="18"/>
-                <w:szCs w:val="18"/>
-              </w:rPr>
-              <w:t xml:space="preserve">Height of student / Shadow of student = Height of tree / Shadow of tree</w:t>
-            </w:r>
-          </w:p>
-          <w:p>
-            <w:pPr>
-              <w:spacing w:after="40" w:before="0"/>
-              <w:jc w:val="left"/>
-            </w:pPr>
-            <w:r>
-              <w:rPr>
-                <w:rFonts w:ascii="Arial" w:cs="Arial" w:eastAsia="Arial" w:hAnsi="Arial"/>
-                <w:b w:val="false"/>
-                <w:bCs w:val="false"/>
-                <w:i w:val="false"/>
-                <w:iCs w:val="false"/>
-                <w:color w:val="000000"/>
-                <w:sz w:val="18"/>
-                <w:szCs w:val="18"/>
-              </w:rPr>
-              <w:t xml:space="preserve">1.6 / 1.2 = h / 9.0</w:t>
-            </w:r>
-          </w:p>
-          <w:p>
-            <w:pPr>
-              <w:spacing w:after="40" w:before="0"/>
-              <w:jc w:val="left"/>
-            </w:pPr>
-            <w:r>
-              <w:rPr>
-                <w:rFonts w:ascii="Arial" w:cs="Arial" w:eastAsia="Arial" w:hAnsi="Arial"/>
-                <w:b w:val="false"/>
-                <w:bCs w:val="false"/>
-                <w:i w:val="false"/>
-                <w:iCs w:val="false"/>
-                <w:color w:val="000000"/>
-                <w:sz w:val="18"/>
-                <w:szCs w:val="18"/>
-              </w:rPr>
-              <w:t xml:space="preserve">h = (1.6 × 9.0) / 1.2</w:t>
-            </w:r>
-          </w:p>
-          <w:p>
-            <w:pPr>
-              <w:spacing w:after="40" w:before="0"/>
-              <w:jc w:val="left"/>
-            </w:pPr>
-            <w:r>
-              <w:rPr>
-                <w:rFonts w:ascii="Arial" w:cs="Arial" w:eastAsia="Arial" w:hAnsi="Arial"/>
-                <w:b w:val="false"/>
-                <w:bCs w:val="false"/>
-                <w:i w:val="false"/>
-                <w:iCs w:val="false"/>
-                <w:color w:val="000000"/>
-                <w:sz w:val="18"/>
-                <w:szCs w:val="18"/>
-              </w:rPr>
-              <w:t xml:space="preserve">h = 14.4 / 1.2</w:t>
-            </w:r>
-          </w:p>
-          <w:p>
-            <w:pPr>
-              <w:spacing w:after="40" w:before="0"/>
-              <w:jc w:val="left"/>
-            </w:pPr>
-            <w:r>
-              <w:rPr>
-                <w:rFonts w:ascii="Arial" w:cs="Arial" w:eastAsia="Arial" w:hAnsi="Arial"/>
-                <w:b w:val="false"/>
-                <w:bCs w:val="false"/>
-                <w:i w:val="false"/>
-                <w:iCs w:val="false"/>
-                <w:color w:val="000000"/>
-                <w:sz w:val="18"/>
-                <w:szCs w:val="18"/>
-              </w:rPr>
-              <w:t xml:space="preserve">h = 12.0 m</w:t>
-            </w:r>
-          </w:p>
-          <w:p>
-            <w:pPr>
-              <w:spacing w:after="40" w:before="0"/>
-              <w:jc w:val="left"/>
-            </w:pPr>
-            <w:r>
-              <w:rPr>
-                <w:rFonts w:ascii="Arial" w:cs="Arial" w:eastAsia="Arial" w:hAnsi="Arial"/>
-                <w:b w:val="false"/>
-                <w:bCs w:val="false"/>
-                <w:i w:val="false"/>
-                <w:iCs w:val="false"/>
-                <w:color w:val="000000"/>
-                <w:sz w:val="18"/>
-                <w:szCs w:val="18"/>
-              </w:rPr>
-              <w:t xml:space="preserve"/>
-            </w:r>
-          </w:p>
-          <w:p>
-            <w:pPr>
-              <w:spacing w:after="40" w:before="0"/>
-              <w:jc w:val="left"/>
-            </w:pPr>
-            <w:r>
-              <w:rPr>
-                <w:rFonts w:ascii="Arial" w:cs="Arial" w:eastAsia="Arial" w:hAnsi="Arial"/>
-                <w:b w:val="false"/>
-                <w:bCs w:val="false"/>
-                <w:i w:val="false"/>
-                <w:iCs w:val="false"/>
-                <w:color w:val="000000"/>
-                <w:sz w:val="18"/>
-                <w:szCs w:val="18"/>
-              </w:rPr>
-              <w:t xml:space="preserve">The mango tree is 12.0 m tall.</w:t>
-            </w:r>
-          </w:p>
-          <w:p>
-            <w:pPr>
-              <w:spacing w:after="40" w:before="0"/>
-              <w:jc w:val="left"/>
-            </w:pPr>
-            <w:r>
-              <w:rPr>
-                <w:rFonts w:ascii="Arial" w:cs="Arial" w:eastAsia="Arial" w:hAnsi="Arial"/>
-                <w:b w:val="false"/>
-                <w:bCs w:val="false"/>
-                <w:i w:val="false"/>
-                <w:iCs w:val="false"/>
-                <w:color w:val="000000"/>
-                <w:sz w:val="18"/>
-                <w:szCs w:val="18"/>
-              </w:rPr>
-              <w:t xml:space="preserve"/>
-            </w:r>
-          </w:p>
-          <w:p>
-            <w:pPr>
-              <w:spacing w:after="40" w:before="0"/>
-              <w:jc w:val="left"/>
-            </w:pPr>
-            <w:r>
-              <w:rPr>
-                <w:rFonts w:ascii="Arial" w:cs="Arial" w:eastAsia="Arial" w:hAnsi="Arial"/>
-                <w:b w:val="false"/>
-                <w:bCs w:val="false"/>
-                <w:i w:val="false"/>
-                <w:iCs w:val="false"/>
-                <w:color w:val="000000"/>
-                <w:sz w:val="18"/>
-                <w:szCs w:val="18"/>
-              </w:rPr>
-              <w:t xml:space="preserve">(c) In both triangles, the ratio (opposite ÷ adjacent) = (height ÷ shadow length) equals 1.6/1.2 = 4/3 ≈ 1.333. This ratio is the same because the triangles are similar — they have identical angles. Whenever an angle is fixed, the ratio of the opposite side to the adjacent side is always the same, no matter how big or small the triangle is. This consistent ratio is exactly what the tangent trigonometric ratio captures.</w:t>
+                <w:i/>
+                <w:iCs/>
+                <w:color w:val="808080"/>
+                <w:sz w:val="18"/>
+                <w:szCs w:val="18"/>
+              </w:rPr>
+              <w:t xml:space="preserve">Write your answer here:</w:t>
             </w:r>
           </w:p>
         </w:tc>
@@ -1071,14 +580,12 @@
         <w:tblLayout w:type="fixed"/>
       </w:tblPr>
       <w:tblGrid>
-        <w:gridCol w:w="3000"/>
-        <w:gridCol w:w="10680"/>
+        <w:gridCol w:w="13680"/>
       </w:tblGrid>
       <w:tr>
         <w:tc>
           <w:tcPr>
             <w:tcW w:type="dxa" w:w="13680"/>
-            <w:gridSpan w:val="2"/>
             <w:shd w:fill="1F3864" w:color="auto" w:val="clear"/>
             <w:tcMar>
               <w:top w:type="dxa" w:w="60"/>
@@ -1104,15 +611,15 @@
                 <w:sz w:val="22"/>
                 <w:szCs w:val="22"/>
               </w:rPr>
-              <w:t xml:space="preserve">Section 2 — Defining the Three Trigonometric Ratios</w:t>
-            </w:r>
-          </w:p>
-        </w:tc>
-      </w:tr>
-      <w:tr>
-        <w:tc>
-          <w:tcPr>
-            <w:tcW w:type="dxa" w:w="3000"/>
+              <w:t xml:space="preserve">Part 2: Sine, cosine and tangent, and how they are related</w:t>
+            </w:r>
+          </w:p>
+        </w:tc>
+      </w:tr>
+      <w:tr>
+        <w:tc>
+          <w:tcPr>
+            <w:tcW w:type="dxa" w:w="13680"/>
             <w:shd w:fill="D9EEF1" w:color="auto" w:val="clear"/>
             <w:tcMar>
               <w:top w:type="dxa" w:w="60"/>
@@ -1138,127 +645,18 @@
                 <w:sz w:val="18"/>
                 <w:szCs w:val="18"/>
               </w:rPr>
-              <w:t xml:space="preserve">You have discovered that for a fixed angle, the ratio of two sides in a right-angled triangle never changes. Mathematicians have named three of these special ratios: sine, cosine, and tangent.</w:t>
-            </w:r>
-          </w:p>
-          <w:p>
-            <w:pPr>
-              <w:spacing w:after="40" w:before="0"/>
-              <w:jc w:val="left"/>
-            </w:pPr>
-            <w:r>
-              <w:rPr>
-                <w:rFonts w:ascii="Arial" w:cs="Arial" w:eastAsia="Arial" w:hAnsi="Arial"/>
-                <w:b/>
-                <w:bCs/>
-                <w:i w:val="false"/>
-                <w:iCs w:val="false"/>
-                <w:color w:val="000000"/>
-                <w:sz w:val="18"/>
-                <w:szCs w:val="18"/>
-              </w:rPr>
-              <w:t xml:space="preserve"/>
-            </w:r>
-          </w:p>
-          <w:p>
-            <w:pPr>
-              <w:spacing w:after="40" w:before="0"/>
-              <w:jc w:val="left"/>
-            </w:pPr>
-            <w:r>
-              <w:rPr>
-                <w:rFonts w:ascii="Arial" w:cs="Arial" w:eastAsia="Arial" w:hAnsi="Arial"/>
-                <w:b/>
-                <w:bCs/>
-                <w:i w:val="false"/>
-                <w:iCs w:val="false"/>
-                <w:color w:val="000000"/>
-                <w:sz w:val="18"/>
-                <w:szCs w:val="18"/>
-              </w:rPr>
-              <w:t xml:space="preserve">(a) Define sine, cosine, and tangent for an acute angle θ in a right-angled triangle. Use the words 'opposite', 'adjacent', and 'hypotenuse' in your definitions, and write each as a fraction.</w:t>
-            </w:r>
-          </w:p>
-          <w:p>
-            <w:pPr>
-              <w:spacing w:after="40" w:before="0"/>
-              <w:jc w:val="left"/>
-            </w:pPr>
-            <w:r>
-              <w:rPr>
-                <w:rFonts w:ascii="Arial" w:cs="Arial" w:eastAsia="Arial" w:hAnsi="Arial"/>
-                <w:b/>
-                <w:bCs/>
-                <w:i w:val="false"/>
-                <w:iCs w:val="false"/>
-                <w:color w:val="000000"/>
-                <w:sz w:val="18"/>
-                <w:szCs w:val="18"/>
-              </w:rPr>
-              <w:t xml:space="preserve"/>
-            </w:r>
-          </w:p>
-          <w:p>
-            <w:pPr>
-              <w:spacing w:after="40" w:before="0"/>
-              <w:jc w:val="left"/>
-            </w:pPr>
-            <w:r>
-              <w:rPr>
-                <w:rFonts w:ascii="Arial" w:cs="Arial" w:eastAsia="Arial" w:hAnsi="Arial"/>
-                <w:b/>
-                <w:bCs/>
-                <w:i w:val="false"/>
-                <w:iCs w:val="false"/>
-                <w:color w:val="000000"/>
-                <w:sz w:val="18"/>
-                <w:szCs w:val="18"/>
-              </w:rPr>
-              <w:t xml:space="preserve">(b) The classmate's clinometer showed the sun's angle of elevation was approximately 53°. Using a calculator or trigonometric tables, state the values of sin 53°, cos 53°, and tan 53° (to 4 decimal places). Explain in your own words what the value of tan 53° ≈ 1.3270 tells you about the relationship between the height of any object and its shadow length at that moment.</w:t>
-            </w:r>
-          </w:p>
-          <w:p>
-            <w:pPr>
-              <w:spacing w:after="40" w:before="0"/>
-              <w:jc w:val="left"/>
-            </w:pPr>
-            <w:r>
-              <w:rPr>
-                <w:rFonts w:ascii="Arial" w:cs="Arial" w:eastAsia="Arial" w:hAnsi="Arial"/>
-                <w:b/>
-                <w:bCs/>
-                <w:i w:val="false"/>
-                <w:iCs w:val="false"/>
-                <w:color w:val="000000"/>
-                <w:sz w:val="18"/>
-                <w:szCs w:val="18"/>
-              </w:rPr>
-              <w:t xml:space="preserve"/>
-            </w:r>
-          </w:p>
-          <w:p>
-            <w:pPr>
-              <w:spacing w:after="40" w:before="0"/>
-              <w:jc w:val="left"/>
-            </w:pPr>
-            <w:r>
-              <w:rPr>
-                <w:rFonts w:ascii="Arial" w:cs="Arial" w:eastAsia="Arial" w:hAnsi="Arial"/>
-                <w:b/>
-                <w:bCs/>
-                <w:i w:val="false"/>
-                <w:iCs w:val="false"/>
-                <w:color w:val="000000"/>
-                <w:sz w:val="18"/>
-                <w:szCs w:val="18"/>
-              </w:rPr>
-              <w:t xml:space="preserve">(c) Identify and explain TWO relationships between sine, cosine, and tangent — for example, what happens when you divide sin θ by cos θ? What do you notice about sin θ and cos(90° − θ)?</w:t>
-            </w:r>
-          </w:p>
-        </w:tc>
-        <w:tc>
-          <w:tcPr>
-            <w:tcW w:type="dxa" w:w="10680"/>
+              <w:t xml:space="preserve">(a) State the definitions of sin θ, cos θ and tan θ for an acute angle θ in a right-angled triangle. (b) Starting from these definitions, show that tan θ = sin θ ÷ cos θ. (c) Using sin 53° ≈ 0.7986 and cos 53° ≈ 0.6018 from the tables, check this relationship for 53° and say how your answer compares with tan 53° ≈ 1.3270.</w:t>
+            </w:r>
+          </w:p>
+        </w:tc>
+      </w:tr>
+      <w:tr>
+        <w:trPr>
+          <w:trHeight w:val="4200" w:hRule="atLeast"/>
+        </w:trPr>
+        <w:tc>
+          <w:tcPr>
+            <w:tcW w:type="dxa" w:w="13680"/>
             <w:shd w:fill="FFFFFF" w:color="auto" w:val="clear"/>
             <w:tcMar>
               <w:top w:type="dxa" w:w="60"/>
@@ -1278,206 +676,13 @@
                 <w:rFonts w:ascii="Arial" w:cs="Arial" w:eastAsia="Arial" w:hAnsi="Arial"/>
                 <w:b w:val="false"/>
                 <w:bCs w:val="false"/>
-                <w:i w:val="false"/>
-                <w:iCs w:val="false"/>
-                <w:color w:val="000000"/>
-                <w:sz w:val="18"/>
-                <w:szCs w:val="18"/>
-              </w:rPr>
-              <w:t xml:space="preserve">(a) For an acute angle θ in a right-angled triangle:</w:t>
-            </w:r>
-          </w:p>
-          <w:p>
-            <w:pPr>
-              <w:spacing w:after="30" w:before="0"/>
-              <w:ind w:left="360" w:hanging="180"/>
-              <w:jc w:val="left"/>
-            </w:pPr>
-            <w:r>
-              <w:rPr>
-                <w:rFonts w:ascii="Arial" w:cs="Arial" w:eastAsia="Arial" w:hAnsi="Arial"/>
-                <w:b w:val="false"/>
-                <w:bCs w:val="false"/>
-                <w:i w:val="false"/>
-                <w:iCs w:val="false"/>
-                <w:color w:val="000000"/>
-                <w:sz w:val="18"/>
-                <w:szCs w:val="18"/>
-              </w:rPr>
-              <w:t xml:space="preserve">–  sin θ = opposite / hypotenuse</w:t>
-            </w:r>
-          </w:p>
-          <w:p>
-            <w:pPr>
-              <w:spacing w:after="30" w:before="0"/>
-              <w:ind w:left="360" w:hanging="180"/>
-              <w:jc w:val="left"/>
-            </w:pPr>
-            <w:r>
-              <w:rPr>
-                <w:rFonts w:ascii="Arial" w:cs="Arial" w:eastAsia="Arial" w:hAnsi="Arial"/>
-                <w:b w:val="false"/>
-                <w:bCs w:val="false"/>
-                <w:i w:val="false"/>
-                <w:iCs w:val="false"/>
-                <w:color w:val="000000"/>
-                <w:sz w:val="18"/>
-                <w:szCs w:val="18"/>
-              </w:rPr>
-              <w:t xml:space="preserve">–  cos θ = adjacent / hypotenuse</w:t>
-            </w:r>
-          </w:p>
-          <w:p>
-            <w:pPr>
-              <w:spacing w:after="30" w:before="0"/>
-              <w:ind w:left="360" w:hanging="180"/>
-              <w:jc w:val="left"/>
-            </w:pPr>
-            <w:r>
-              <w:rPr>
-                <w:rFonts w:ascii="Arial" w:cs="Arial" w:eastAsia="Arial" w:hAnsi="Arial"/>
-                <w:b w:val="false"/>
-                <w:bCs w:val="false"/>
-                <w:i w:val="false"/>
-                <w:iCs w:val="false"/>
-                <w:color w:val="000000"/>
-                <w:sz w:val="18"/>
-                <w:szCs w:val="18"/>
-              </w:rPr>
-              <w:t xml:space="preserve">–  tan θ = opposite / adjacent</w:t>
-            </w:r>
-          </w:p>
-          <w:p>
-            <w:pPr>
-              <w:spacing w:after="40" w:before="0"/>
-              <w:jc w:val="left"/>
-            </w:pPr>
-            <w:r>
-              <w:rPr>
-                <w:rFonts w:ascii="Arial" w:cs="Arial" w:eastAsia="Arial" w:hAnsi="Arial"/>
-                <w:b w:val="false"/>
-                <w:bCs w:val="false"/>
-                <w:i w:val="false"/>
-                <w:iCs w:val="false"/>
-                <w:color w:val="000000"/>
-                <w:sz w:val="18"/>
-                <w:szCs w:val="18"/>
-              </w:rPr>
-              <w:t xml:space="preserve">A helpful memory aid: SOH-CAH-TOA.</w:t>
-            </w:r>
-          </w:p>
-          <w:p>
-            <w:pPr>
-              <w:spacing w:after="40" w:before="0"/>
-              <w:jc w:val="left"/>
-            </w:pPr>
-            <w:r>
-              <w:rPr>
-                <w:rFonts w:ascii="Arial" w:cs="Arial" w:eastAsia="Arial" w:hAnsi="Arial"/>
-                <w:b w:val="false"/>
-                <w:bCs w:val="false"/>
-                <w:i w:val="false"/>
-                <w:iCs w:val="false"/>
-                <w:color w:val="000000"/>
-                <w:sz w:val="18"/>
-                <w:szCs w:val="18"/>
-              </w:rPr>
-              <w:t xml:space="preserve"/>
-            </w:r>
-          </w:p>
-          <w:p>
-            <w:pPr>
-              <w:spacing w:after="40" w:before="0"/>
-              <w:jc w:val="left"/>
-            </w:pPr>
-            <w:r>
-              <w:rPr>
-                <w:rFonts w:ascii="Arial" w:cs="Arial" w:eastAsia="Arial" w:hAnsi="Arial"/>
-                <w:b w:val="false"/>
-                <w:bCs w:val="false"/>
-                <w:i w:val="false"/>
-                <w:iCs w:val="false"/>
-                <w:color w:val="000000"/>
-                <w:sz w:val="18"/>
-                <w:szCs w:val="18"/>
-              </w:rPr>
-              <w:t xml:space="preserve">(b) sin 53° ≈ 0.7986 | cos 53° ≈ 0.6018 | tan 53° ≈ 1.3270.</w:t>
-            </w:r>
-          </w:p>
-          <w:p>
-            <w:pPr>
-              <w:spacing w:after="40" w:before="0"/>
-              <w:jc w:val="left"/>
-            </w:pPr>
-            <w:r>
-              <w:rPr>
-                <w:rFonts w:ascii="Arial" w:cs="Arial" w:eastAsia="Arial" w:hAnsi="Arial"/>
-                <w:b w:val="false"/>
-                <w:bCs w:val="false"/>
-                <w:i w:val="false"/>
-                <w:iCs w:val="false"/>
-                <w:color w:val="000000"/>
-                <w:sz w:val="18"/>
-                <w:szCs w:val="18"/>
-              </w:rPr>
-              <w:t xml:space="preserve">The value tan 53° ≈ 1.3270 means that at a sun elevation angle of 53°, the height of ANY object is approximately 1.327 times longer than its shadow. So if you know the shadow length, you simply multiply by 1.327 to get the height. This is a powerful tool — it works for a tree, a building, a flagpole, or a hill, all without direct measurement.</w:t>
-            </w:r>
-          </w:p>
-          <w:p>
-            <w:pPr>
-              <w:spacing w:after="40" w:before="0"/>
-              <w:jc w:val="left"/>
-            </w:pPr>
-            <w:r>
-              <w:rPr>
-                <w:rFonts w:ascii="Arial" w:cs="Arial" w:eastAsia="Arial" w:hAnsi="Arial"/>
-                <w:b w:val="false"/>
-                <w:bCs w:val="false"/>
-                <w:i w:val="false"/>
-                <w:iCs w:val="false"/>
-                <w:color w:val="000000"/>
-                <w:sz w:val="18"/>
-                <w:szCs w:val="18"/>
-              </w:rPr>
-              <w:t xml:space="preserve"/>
-            </w:r>
-          </w:p>
-          <w:p>
-            <w:pPr>
-              <w:spacing w:after="40" w:before="0"/>
-              <w:jc w:val="left"/>
-            </w:pPr>
-            <w:r>
-              <w:rPr>
-                <w:rFonts w:ascii="Arial" w:cs="Arial" w:eastAsia="Arial" w:hAnsi="Arial"/>
-                <w:b w:val="false"/>
-                <w:bCs w:val="false"/>
-                <w:i w:val="false"/>
-                <w:iCs w:val="false"/>
-                <w:color w:val="000000"/>
-                <w:sz w:val="18"/>
-                <w:szCs w:val="18"/>
-              </w:rPr>
-              <w:t xml:space="preserve">(c) Relationship 1 — tan θ = sin θ / cos θ. This is because (opp/hyp) ÷ (adj/hyp) = opp/adj = tan θ. The hypotenuses cancel. This shows the three ratios are not independent; tangent is always the quotient of sine and cosine.</w:t>
-            </w:r>
-          </w:p>
-          <w:p>
-            <w:pPr>
-              <w:spacing w:after="40" w:before="0"/>
-              <w:jc w:val="left"/>
-            </w:pPr>
-            <w:r>
-              <w:rPr>
-                <w:rFonts w:ascii="Arial" w:cs="Arial" w:eastAsia="Arial" w:hAnsi="Arial"/>
-                <w:b w:val="false"/>
-                <w:bCs w:val="false"/>
-                <w:i w:val="false"/>
-                <w:iCs w:val="false"/>
-                <w:color w:val="000000"/>
-                <w:sz w:val="18"/>
-                <w:szCs w:val="18"/>
-              </w:rPr>
-              <w:t xml:space="preserve">Relationship 2 — Complementary angles: sin θ = cos(90° − θ). For example, sin 53° = cos 37° ≈ 0.7986. This is because the side that is 'opposite' angle θ is 'adjacent' to the complementary angle (90° − θ) in the same triangle. This means every sine value has a matching cosine value for the complementary angle.</w:t>
+                <w:i/>
+                <w:iCs/>
+                <w:color w:val="808080"/>
+                <w:sz w:val="18"/>
+                <w:szCs w:val="18"/>
+              </w:rPr>
+              <w:t xml:space="preserve">Write your answer here:</w:t>
             </w:r>
           </w:p>
         </w:tc>
@@ -1505,14 +710,12 @@
         <w:tblLayout w:type="fixed"/>
       </w:tblPr>
       <w:tblGrid>
-        <w:gridCol w:w="3000"/>
-        <w:gridCol w:w="10680"/>
+        <w:gridCol w:w="13680"/>
       </w:tblGrid>
       <w:tr>
         <w:tc>
           <w:tcPr>
             <w:tcW w:type="dxa" w:w="13680"/>
-            <w:gridSpan w:val="2"/>
             <w:shd w:fill="1F3864" w:color="auto" w:val="clear"/>
             <w:tcMar>
               <w:top w:type="dxa" w:w="60"/>
@@ -1538,15 +741,15 @@
                 <w:sz w:val="22"/>
                 <w:szCs w:val="22"/>
               </w:rPr>
-              <w:t xml:space="preserve">Section 3 — Solving the Kisumu Tree Problem Using Trigonometry</w:t>
-            </w:r>
-          </w:p>
-        </w:tc>
-      </w:tr>
-      <w:tr>
-        <w:tc>
-          <w:tcPr>
-            <w:tcW w:type="dxa" w:w="3000"/>
+              <w:t xml:space="preserve">Part 3: Finding the height of the mango tree</w:t>
+            </w:r>
+          </w:p>
+        </w:tc>
+      </w:tr>
+      <w:tr>
+        <w:tc>
+          <w:tcPr>
+            <w:tcW w:type="dxa" w:w="13680"/>
             <w:shd w:fill="D9EEF1" w:color="auto" w:val="clear"/>
             <w:tcMar>
               <w:top w:type="dxa" w:w="60"/>
@@ -1572,127 +775,18 @@
                 <w:sz w:val="18"/>
                 <w:szCs w:val="18"/>
               </w:rPr>
-              <w:t xml:space="preserve">Now bring the two approaches together. The student has both the shadow-ratio method AND the clinometer angle of 53°.</w:t>
-            </w:r>
-          </w:p>
-          <w:p>
-            <w:pPr>
-              <w:spacing w:after="40" w:before="0"/>
-              <w:jc w:val="left"/>
-            </w:pPr>
-            <w:r>
-              <w:rPr>
-                <w:rFonts w:ascii="Arial" w:cs="Arial" w:eastAsia="Arial" w:hAnsi="Arial"/>
-                <w:b/>
-                <w:bCs/>
-                <w:i w:val="false"/>
-                <w:iCs w:val="false"/>
-                <w:color w:val="000000"/>
-                <w:sz w:val="18"/>
-                <w:szCs w:val="18"/>
-              </w:rPr>
-              <w:t xml:space="preserve"/>
-            </w:r>
-          </w:p>
-          <w:p>
-            <w:pPr>
-              <w:spacing w:after="40" w:before="0"/>
-              <w:jc w:val="left"/>
-            </w:pPr>
-            <w:r>
-              <w:rPr>
-                <w:rFonts w:ascii="Arial" w:cs="Arial" w:eastAsia="Arial" w:hAnsi="Arial"/>
-                <w:b/>
-                <w:bCs/>
-                <w:i w:val="false"/>
-                <w:iCs w:val="false"/>
-                <w:color w:val="000000"/>
-                <w:sz w:val="18"/>
-                <w:szCs w:val="18"/>
-              </w:rPr>
-              <w:t xml:space="preserve">(a) Using trigonometry (not the similar-triangle ratio method), set up and solve an equation to find the height of the mango tree given that the angle of elevation of the sun is 53° and the shadow length is 9.0 m. Show all steps clearly.</w:t>
-            </w:r>
-          </w:p>
-          <w:p>
-            <w:pPr>
-              <w:spacing w:after="40" w:before="0"/>
-              <w:jc w:val="left"/>
-            </w:pPr>
-            <w:r>
-              <w:rPr>
-                <w:rFonts w:ascii="Arial" w:cs="Arial" w:eastAsia="Arial" w:hAnsi="Arial"/>
-                <w:b/>
-                <w:bCs/>
-                <w:i w:val="false"/>
-                <w:iCs w:val="false"/>
-                <w:color w:val="000000"/>
-                <w:sz w:val="18"/>
-                <w:szCs w:val="18"/>
-              </w:rPr>
-              <w:t xml:space="preserve"/>
-            </w:r>
-          </w:p>
-          <w:p>
-            <w:pPr>
-              <w:spacing w:after="40" w:before="0"/>
-              <w:jc w:val="left"/>
-            </w:pPr>
-            <w:r>
-              <w:rPr>
-                <w:rFonts w:ascii="Arial" w:cs="Arial" w:eastAsia="Arial" w:hAnsi="Arial"/>
-                <w:b/>
-                <w:bCs/>
-                <w:i w:val="false"/>
-                <w:iCs w:val="false"/>
-                <w:color w:val="000000"/>
-                <w:sz w:val="18"/>
-                <w:szCs w:val="18"/>
-              </w:rPr>
-              <w:t xml:space="preserve">(b) Compare your answer from Section 1(b) (similar triangles) with your answer from part (a) above. Are they the same? If there is a small difference, explain why.</w:t>
-            </w:r>
-          </w:p>
-          <w:p>
-            <w:pPr>
-              <w:spacing w:after="40" w:before="0"/>
-              <w:jc w:val="left"/>
-            </w:pPr>
-            <w:r>
-              <w:rPr>
-                <w:rFonts w:ascii="Arial" w:cs="Arial" w:eastAsia="Arial" w:hAnsi="Arial"/>
-                <w:b/>
-                <w:bCs/>
-                <w:i w:val="false"/>
-                <w:iCs w:val="false"/>
-                <w:color w:val="000000"/>
-                <w:sz w:val="18"/>
-                <w:szCs w:val="18"/>
-              </w:rPr>
-              <w:t xml:space="preserve"/>
-            </w:r>
-          </w:p>
-          <w:p>
-            <w:pPr>
-              <w:spacing w:after="40" w:before="0"/>
-              <w:jc w:val="left"/>
-            </w:pPr>
-            <w:r>
-              <w:rPr>
-                <w:rFonts w:ascii="Arial" w:cs="Arial" w:eastAsia="Arial" w:hAnsi="Arial"/>
-                <w:b/>
-                <w:bCs/>
-                <w:i w:val="false"/>
-                <w:iCs w:val="false"/>
-                <w:color w:val="000000"/>
-                <w:sz w:val="18"/>
-                <w:szCs w:val="18"/>
-              </w:rPr>
-              <w:t xml:space="preserve">(c) Imagine the school wants to find the height of the new water tower being built near the Kisumu school compound. A student stands 15 m from the base of the tower and measures the angle of elevation to the top as 62°. Calculate the height of the water tower. Show full working and state your answer to 1 decimal place.</w:t>
-            </w:r>
-          </w:p>
-        </w:tc>
-        <w:tc>
-          <w:tcPr>
-            <w:tcW w:type="dxa" w:w="10680"/>
+              <w:t xml:space="preserve">(a) Use the sun angle of 53°, the 9.0 m shadow and tan 53° ≈ 1.3270 to calculate the height of the mango tree. Show which side is opposite and which is adjacent. (b) Find the height a second way, using the student's height and shadow and similar triangles. (c) Compare your two answers. Why are they slightly different, and what should we say about the tree's height? Explain why you did not need to climb the tree.</w:t>
+            </w:r>
+          </w:p>
+        </w:tc>
+      </w:tr>
+      <w:tr>
+        <w:trPr>
+          <w:trHeight w:val="4200" w:hRule="atLeast"/>
+        </w:trPr>
+        <w:tc>
+          <w:tcPr>
+            <w:tcW w:type="dxa" w:w="13680"/>
             <w:shd w:fill="FFFFFF" w:color="auto" w:val="clear"/>
             <w:tcMar>
               <w:top w:type="dxa" w:w="60"/>
@@ -1712,241 +806,13 @@
                 <w:rFonts w:ascii="Arial" w:cs="Arial" w:eastAsia="Arial" w:hAnsi="Arial"/>
                 <w:b w:val="false"/>
                 <w:bCs w:val="false"/>
-                <w:i w:val="false"/>
-                <w:iCs w:val="false"/>
-                <w:color w:val="000000"/>
-                <w:sz w:val="18"/>
-                <w:szCs w:val="18"/>
-              </w:rPr>
-              <w:t xml:space="preserve">(a) The shadow is the adjacent side, the tree height is the opposite side, and the angle of elevation is 53°.</w:t>
-            </w:r>
-          </w:p>
-          <w:p>
-            <w:pPr>
-              <w:spacing w:after="40" w:before="0"/>
-              <w:jc w:val="left"/>
-            </w:pPr>
-            <w:r>
-              <w:rPr>
-                <w:rFonts w:ascii="Arial" w:cs="Arial" w:eastAsia="Arial" w:hAnsi="Arial"/>
-                <w:b w:val="false"/>
-                <w:bCs w:val="false"/>
-                <w:i w:val="false"/>
-                <w:iCs w:val="false"/>
-                <w:color w:val="000000"/>
-                <w:sz w:val="18"/>
-                <w:szCs w:val="18"/>
-              </w:rPr>
-              <w:t xml:space="preserve">tan 53° = opposite / adjacent = height / 9.0</w:t>
-            </w:r>
-          </w:p>
-          <w:p>
-            <w:pPr>
-              <w:spacing w:after="40" w:before="0"/>
-              <w:jc w:val="left"/>
-            </w:pPr>
-            <w:r>
-              <w:rPr>
-                <w:rFonts w:ascii="Arial" w:cs="Arial" w:eastAsia="Arial" w:hAnsi="Arial"/>
-                <w:b w:val="false"/>
-                <w:bCs w:val="false"/>
-                <w:i w:val="false"/>
-                <w:iCs w:val="false"/>
-                <w:color w:val="000000"/>
-                <w:sz w:val="18"/>
-                <w:szCs w:val="18"/>
-              </w:rPr>
-              <w:t xml:space="preserve">height = 9.0 × tan 53°</w:t>
-            </w:r>
-          </w:p>
-          <w:p>
-            <w:pPr>
-              <w:spacing w:after="40" w:before="0"/>
-              <w:jc w:val="left"/>
-            </w:pPr>
-            <w:r>
-              <w:rPr>
-                <w:rFonts w:ascii="Arial" w:cs="Arial" w:eastAsia="Arial" w:hAnsi="Arial"/>
-                <w:b w:val="false"/>
-                <w:bCs w:val="false"/>
-                <w:i w:val="false"/>
-                <w:iCs w:val="false"/>
-                <w:color w:val="000000"/>
-                <w:sz w:val="18"/>
-                <w:szCs w:val="18"/>
-              </w:rPr>
-              <w:t xml:space="preserve">height = 9.0 × 1.3270</w:t>
-            </w:r>
-          </w:p>
-          <w:p>
-            <w:pPr>
-              <w:spacing w:after="40" w:before="0"/>
-              <w:jc w:val="left"/>
-            </w:pPr>
-            <w:r>
-              <w:rPr>
-                <w:rFonts w:ascii="Arial" w:cs="Arial" w:eastAsia="Arial" w:hAnsi="Arial"/>
-                <w:b w:val="false"/>
-                <w:bCs w:val="false"/>
-                <w:i w:val="false"/>
-                <w:iCs w:val="false"/>
-                <w:color w:val="000000"/>
-                <w:sz w:val="18"/>
-                <w:szCs w:val="18"/>
-              </w:rPr>
-              <w:t xml:space="preserve">height ≈ 11.94 m ≈ 11.9 m (1 d.p.)</w:t>
-            </w:r>
-          </w:p>
-          <w:p>
-            <w:pPr>
-              <w:spacing w:after="40" w:before="0"/>
-              <w:jc w:val="left"/>
-            </w:pPr>
-            <w:r>
-              <w:rPr>
-                <w:rFonts w:ascii="Arial" w:cs="Arial" w:eastAsia="Arial" w:hAnsi="Arial"/>
-                <w:b w:val="false"/>
-                <w:bCs w:val="false"/>
-                <w:i w:val="false"/>
-                <w:iCs w:val="false"/>
-                <w:color w:val="000000"/>
-                <w:sz w:val="18"/>
-                <w:szCs w:val="18"/>
-              </w:rPr>
-              <w:t xml:space="preserve"/>
-            </w:r>
-          </w:p>
-          <w:p>
-            <w:pPr>
-              <w:spacing w:after="40" w:before="0"/>
-              <w:jc w:val="left"/>
-            </w:pPr>
-            <w:r>
-              <w:rPr>
-                <w:rFonts w:ascii="Arial" w:cs="Arial" w:eastAsia="Arial" w:hAnsi="Arial"/>
-                <w:b w:val="false"/>
-                <w:bCs w:val="false"/>
-                <w:i w:val="false"/>
-                <w:iCs w:val="false"/>
-                <w:color w:val="000000"/>
-                <w:sz w:val="18"/>
-                <w:szCs w:val="18"/>
-              </w:rPr>
-              <w:t xml:space="preserve">(b) The similar-triangle method gave exactly 12.0 m; the trigonometric method gives approximately 11.9 m. The tiny difference arises because the clinometer reading of 53° is an approximation — the true sun angle calculated from the student's measurements is arctan(1.6/1.2) = arctan(1.333) ≈ 53.13°, not exactly 53°. Both methods are consistent; the slight discrepancy is due to rounding the measured angle. In real fieldwork, measurement error is always present, which is why surveyors take multiple readings.</w:t>
-            </w:r>
-          </w:p>
-          <w:p>
-            <w:pPr>
-              <w:spacing w:after="40" w:before="0"/>
-              <w:jc w:val="left"/>
-            </w:pPr>
-            <w:r>
-              <w:rPr>
-                <w:rFonts w:ascii="Arial" w:cs="Arial" w:eastAsia="Arial" w:hAnsi="Arial"/>
-                <w:b w:val="false"/>
-                <w:bCs w:val="false"/>
-                <w:i w:val="false"/>
-                <w:iCs w:val="false"/>
-                <w:color w:val="000000"/>
-                <w:sz w:val="18"/>
-                <w:szCs w:val="18"/>
-              </w:rPr>
-              <w:t xml:space="preserve"/>
-            </w:r>
-          </w:p>
-          <w:p>
-            <w:pPr>
-              <w:spacing w:after="40" w:before="0"/>
-              <w:jc w:val="left"/>
-            </w:pPr>
-            <w:r>
-              <w:rPr>
-                <w:rFonts w:ascii="Arial" w:cs="Arial" w:eastAsia="Arial" w:hAnsi="Arial"/>
-                <w:b w:val="false"/>
-                <w:bCs w:val="false"/>
-                <w:i w:val="false"/>
-                <w:iCs w:val="false"/>
-                <w:color w:val="000000"/>
-                <w:sz w:val="18"/>
-                <w:szCs w:val="18"/>
-              </w:rPr>
-              <w:t xml:space="preserve">(c) tan 62° = height / 15</w:t>
-            </w:r>
-          </w:p>
-          <w:p>
-            <w:pPr>
-              <w:spacing w:after="40" w:before="0"/>
-              <w:jc w:val="left"/>
-            </w:pPr>
-            <w:r>
-              <w:rPr>
-                <w:rFonts w:ascii="Arial" w:cs="Arial" w:eastAsia="Arial" w:hAnsi="Arial"/>
-                <w:b w:val="false"/>
-                <w:bCs w:val="false"/>
-                <w:i w:val="false"/>
-                <w:iCs w:val="false"/>
-                <w:color w:val="000000"/>
-                <w:sz w:val="18"/>
-                <w:szCs w:val="18"/>
-              </w:rPr>
-              <w:t xml:space="preserve">height = 15 × tan 62°</w:t>
-            </w:r>
-          </w:p>
-          <w:p>
-            <w:pPr>
-              <w:spacing w:after="40" w:before="0"/>
-              <w:jc w:val="left"/>
-            </w:pPr>
-            <w:r>
-              <w:rPr>
-                <w:rFonts w:ascii="Arial" w:cs="Arial" w:eastAsia="Arial" w:hAnsi="Arial"/>
-                <w:b w:val="false"/>
-                <w:bCs w:val="false"/>
-                <w:i w:val="false"/>
-                <w:iCs w:val="false"/>
-                <w:color w:val="000000"/>
-                <w:sz w:val="18"/>
-                <w:szCs w:val="18"/>
-              </w:rPr>
-              <w:t xml:space="preserve">height = 15 × 1.8807</w:t>
-            </w:r>
-          </w:p>
-          <w:p>
-            <w:pPr>
-              <w:spacing w:after="40" w:before="0"/>
-              <w:jc w:val="left"/>
-            </w:pPr>
-            <w:r>
-              <w:rPr>
-                <w:rFonts w:ascii="Arial" w:cs="Arial" w:eastAsia="Arial" w:hAnsi="Arial"/>
-                <w:b w:val="false"/>
-                <w:bCs w:val="false"/>
-                <w:i w:val="false"/>
-                <w:iCs w:val="false"/>
-                <w:color w:val="000000"/>
-                <w:sz w:val="18"/>
-                <w:szCs w:val="18"/>
-              </w:rPr>
-              <w:t xml:space="preserve">height ≈ 28.2 m</w:t>
-            </w:r>
-          </w:p>
-          <w:p>
-            <w:pPr>
-              <w:spacing w:after="40" w:before="0"/>
-              <w:jc w:val="left"/>
-            </w:pPr>
-            <w:r>
-              <w:rPr>
-                <w:rFonts w:ascii="Arial" w:cs="Arial" w:eastAsia="Arial" w:hAnsi="Arial"/>
-                <w:b w:val="false"/>
-                <w:bCs w:val="false"/>
-                <w:i w:val="false"/>
-                <w:iCs w:val="false"/>
-                <w:color w:val="000000"/>
-                <w:sz w:val="18"/>
-                <w:szCs w:val="18"/>
-              </w:rPr>
-              <w:t xml:space="preserve">The water tower is approximately 28.2 m tall.</w:t>
+                <w:i/>
+                <w:iCs/>
+                <w:color w:val="808080"/>
+                <w:sz w:val="18"/>
+                <w:szCs w:val="18"/>
+              </w:rPr>
+              <w:t xml:space="preserve">Write your answer here:</w:t>
             </w:r>
           </w:p>
         </w:tc>
@@ -1974,14 +840,12 @@
         <w:tblLayout w:type="fixed"/>
       </w:tblPr>
       <w:tblGrid>
-        <w:gridCol w:w="3000"/>
-        <w:gridCol w:w="10680"/>
+        <w:gridCol w:w="13680"/>
       </w:tblGrid>
       <w:tr>
         <w:tc>
           <w:tcPr>
             <w:tcW w:type="dxa" w:w="13680"/>
-            <w:gridSpan w:val="2"/>
             <w:shd w:fill="1F3864" w:color="auto" w:val="clear"/>
             <w:tcMar>
               <w:top w:type="dxa" w:w="60"/>
@@ -2007,15 +871,15 @@
                 <w:sz w:val="22"/>
                 <w:szCs w:val="22"/>
               </w:rPr>
-              <w:t xml:space="preserve">Section 4 — Angles of Elevation and Depression in Kenyan Contexts</w:t>
-            </w:r>
-          </w:p>
-        </w:tc>
-      </w:tr>
-      <w:tr>
-        <w:tc>
-          <w:tcPr>
-            <w:tcW w:type="dxa" w:w="3000"/>
+              <w:t xml:space="preserve">Part 4: Special angles and complementary angles</w:t>
+            </w:r>
+          </w:p>
+        </w:tc>
+      </w:tr>
+      <w:tr>
+        <w:tc>
+          <w:tcPr>
+            <w:tcW w:type="dxa" w:w="13680"/>
             <w:shd w:fill="D9EEF1" w:color="auto" w:val="clear"/>
             <w:tcMar>
               <w:top w:type="dxa" w:w="60"/>
@@ -2041,127 +905,18 @@
                 <w:sz w:val="18"/>
                 <w:szCs w:val="18"/>
               </w:rPr>
-              <w:t xml:space="preserve">Trigonometry is used every day by architects, farmers, and engineers across Kenya — from designing rooftops in Nairobi to planning irrigation channels in the Rift Valley.</w:t>
-            </w:r>
-          </w:p>
-          <w:p>
-            <w:pPr>
-              <w:spacing w:after="40" w:before="0"/>
-              <w:jc w:val="left"/>
-            </w:pPr>
-            <w:r>
-              <w:rPr>
-                <w:rFonts w:ascii="Arial" w:cs="Arial" w:eastAsia="Arial" w:hAnsi="Arial"/>
-                <w:b/>
-                <w:bCs/>
-                <w:i w:val="false"/>
-                <w:iCs w:val="false"/>
-                <w:color w:val="000000"/>
-                <w:sz w:val="18"/>
-                <w:szCs w:val="18"/>
-              </w:rPr>
-              <w:t xml:space="preserve"/>
-            </w:r>
-          </w:p>
-          <w:p>
-            <w:pPr>
-              <w:spacing w:after="40" w:before="0"/>
-              <w:jc w:val="left"/>
-            </w:pPr>
-            <w:r>
-              <w:rPr>
-                <w:rFonts w:ascii="Arial" w:cs="Arial" w:eastAsia="Arial" w:hAnsi="Arial"/>
-                <w:b/>
-                <w:bCs/>
-                <w:i w:val="false"/>
-                <w:iCs w:val="false"/>
-                <w:color w:val="000000"/>
-                <w:sz w:val="18"/>
-                <w:szCs w:val="18"/>
-              </w:rPr>
-              <w:t xml:space="preserve">(a) Define 'angle of elevation' and 'angle of depression'. Draw a clearly labelled diagram for each, using a Kenyan context of your choice.</w:t>
-            </w:r>
-          </w:p>
-          <w:p>
-            <w:pPr>
-              <w:spacing w:after="40" w:before="0"/>
-              <w:jc w:val="left"/>
-            </w:pPr>
-            <w:r>
-              <w:rPr>
-                <w:rFonts w:ascii="Arial" w:cs="Arial" w:eastAsia="Arial" w:hAnsi="Arial"/>
-                <w:b/>
-                <w:bCs/>
-                <w:i w:val="false"/>
-                <w:iCs w:val="false"/>
-                <w:color w:val="000000"/>
-                <w:sz w:val="18"/>
-                <w:szCs w:val="18"/>
-              </w:rPr>
-              <w:t xml:space="preserve"/>
-            </w:r>
-          </w:p>
-          <w:p>
-            <w:pPr>
-              <w:spacing w:after="40" w:before="0"/>
-              <w:jc w:val="left"/>
-            </w:pPr>
-            <w:r>
-              <w:rPr>
-                <w:rFonts w:ascii="Arial" w:cs="Arial" w:eastAsia="Arial" w:hAnsi="Arial"/>
-                <w:b/>
-                <w:bCs/>
-                <w:i w:val="false"/>
-                <w:iCs w:val="false"/>
-                <w:color w:val="000000"/>
-                <w:sz w:val="18"/>
-                <w:szCs w:val="18"/>
-              </w:rPr>
-              <w:t xml:space="preserve">(b) A spotter at the top of a ranger watchtower in Tsavo East National Park looks down at an elephant on flat ground. The angle of depression to the elephant is 34°, and the tower is 18 m tall. How far is the elephant from the base of the tower? Show full working.</w:t>
-            </w:r>
-          </w:p>
-          <w:p>
-            <w:pPr>
-              <w:spacing w:after="40" w:before="0"/>
-              <w:jc w:val="left"/>
-            </w:pPr>
-            <w:r>
-              <w:rPr>
-                <w:rFonts w:ascii="Arial" w:cs="Arial" w:eastAsia="Arial" w:hAnsi="Arial"/>
-                <w:b/>
-                <w:bCs/>
-                <w:i w:val="false"/>
-                <w:iCs w:val="false"/>
-                <w:color w:val="000000"/>
-                <w:sz w:val="18"/>
-                <w:szCs w:val="18"/>
-              </w:rPr>
-              <w:t xml:space="preserve"/>
-            </w:r>
-          </w:p>
-          <w:p>
-            <w:pPr>
-              <w:spacing w:after="40" w:before="0"/>
-              <w:jc w:val="left"/>
-            </w:pPr>
-            <w:r>
-              <w:rPr>
-                <w:rFonts w:ascii="Arial" w:cs="Arial" w:eastAsia="Arial" w:hAnsi="Arial"/>
-                <w:b/>
-                <w:bCs/>
-                <w:i w:val="false"/>
-                <w:iCs w:val="false"/>
-                <w:color w:val="000000"/>
-                <w:sz w:val="18"/>
-                <w:szCs w:val="18"/>
-              </w:rPr>
-              <w:t xml:space="preserve">(c) A farmer in Kericho wants to string a wire from the top of a 5.5 m vertical post to a peg in the ground. The wire must make an angle of 40° with the ground. Calculate: (i) the length of the wire needed, and (ii) the horizontal distance from the post base to the peg. Show all working.</w:t>
-            </w:r>
-          </w:p>
-        </w:tc>
-        <w:tc>
-          <w:tcPr>
-            <w:tcW w:type="dxa" w:w="10680"/>
+              <w:t xml:space="preserve">(a) Suppose the sun in Kisumu made an angle of exactly 60° with the ground and the mango tree's shadow was still 9.0 m. Using exact values only (no calculator), find the height of the tree. Do the same for an angle of exactly 45°. (b) In the 53° triangle, the other acute angle is 37°. Explain how sin 53° and cos 37° are related and why. Write the identity that you used.</w:t>
+            </w:r>
+          </w:p>
+        </w:tc>
+      </w:tr>
+      <w:tr>
+        <w:trPr>
+          <w:trHeight w:val="4200" w:hRule="atLeast"/>
+        </w:trPr>
+        <w:tc>
+          <w:tcPr>
+            <w:tcW w:type="dxa" w:w="13680"/>
             <w:shd w:fill="FFFFFF" w:color="auto" w:val="clear"/>
             <w:tcMar>
               <w:top w:type="dxa" w:w="60"/>
@@ -2181,298 +936,13 @@
                 <w:rFonts w:ascii="Arial" w:cs="Arial" w:eastAsia="Arial" w:hAnsi="Arial"/>
                 <w:b w:val="false"/>
                 <w:bCs w:val="false"/>
-                <w:i w:val="false"/>
-                <w:iCs w:val="false"/>
-                <w:color w:val="000000"/>
-                <w:sz w:val="18"/>
-                <w:szCs w:val="18"/>
-              </w:rPr>
-              <w:t xml:space="preserve">(a) Angle of elevation: the angle measured upward from the horizontal to a line of sight looking UP at an object. Example diagram — observer at ground level in Nairobi looking up at the top of a tall building; the angle between the horizontal ground and the line of sight to the rooftop is the angle of elevation.</w:t>
-            </w:r>
-          </w:p>
-          <w:p>
-            <w:pPr>
-              <w:spacing w:after="40" w:before="0"/>
-              <w:jc w:val="left"/>
-            </w:pPr>
-            <w:r>
-              <w:rPr>
-                <w:rFonts w:ascii="Arial" w:cs="Arial" w:eastAsia="Arial" w:hAnsi="Arial"/>
-                <w:b w:val="false"/>
-                <w:bCs w:val="false"/>
-                <w:i w:val="false"/>
-                <w:iCs w:val="false"/>
-                <w:color w:val="000000"/>
-                <w:sz w:val="18"/>
-                <w:szCs w:val="18"/>
-              </w:rPr>
-              <w:t xml:space="preserve">Angle of depression: the angle measured downward from the horizontal to a line of sight looking DOWN at an object. Example diagram — observer at the top of a cliff at the Kenyan coast looking down at a fishing boat; the angle between the horizontal and the line of sight down to the boat is the angle of depression. Note: angle of elevation from the boat to the cliff top = angle of depression from the cliff top to the boat (alternate interior angles, since horizontal lines are parallel).</w:t>
-            </w:r>
-          </w:p>
-          <w:p>
-            <w:pPr>
-              <w:spacing w:after="40" w:before="0"/>
-              <w:jc w:val="left"/>
-            </w:pPr>
-            <w:r>
-              <w:rPr>
-                <w:rFonts w:ascii="Arial" w:cs="Arial" w:eastAsia="Arial" w:hAnsi="Arial"/>
-                <w:b w:val="false"/>
-                <w:bCs w:val="false"/>
-                <w:i w:val="false"/>
-                <w:iCs w:val="false"/>
-                <w:color w:val="000000"/>
-                <w:sz w:val="18"/>
-                <w:szCs w:val="18"/>
-              </w:rPr>
-              <w:t xml:space="preserve"/>
-            </w:r>
-          </w:p>
-          <w:p>
-            <w:pPr>
-              <w:spacing w:after="40" w:before="0"/>
-              <w:jc w:val="left"/>
-            </w:pPr>
-            <w:r>
-              <w:rPr>
-                <w:rFonts w:ascii="Arial" w:cs="Arial" w:eastAsia="Arial" w:hAnsi="Arial"/>
-                <w:b w:val="false"/>
-                <w:bCs w:val="false"/>
-                <w:i w:val="false"/>
-                <w:iCs w:val="false"/>
-                <w:color w:val="000000"/>
-                <w:sz w:val="18"/>
-                <w:szCs w:val="18"/>
-              </w:rPr>
-              <w:t xml:space="preserve">(b) The tower height is the opposite side; the horizontal distance to the elephant is the adjacent side; the angle of depression = 34°.</w:t>
-            </w:r>
-          </w:p>
-          <w:p>
-            <w:pPr>
-              <w:spacing w:after="40" w:before="0"/>
-              <w:jc w:val="left"/>
-            </w:pPr>
-            <w:r>
-              <w:rPr>
-                <w:rFonts w:ascii="Arial" w:cs="Arial" w:eastAsia="Arial" w:hAnsi="Arial"/>
-                <w:b w:val="false"/>
-                <w:bCs w:val="false"/>
-                <w:i w:val="false"/>
-                <w:iCs w:val="false"/>
-                <w:color w:val="000000"/>
-                <w:sz w:val="18"/>
-                <w:szCs w:val="18"/>
-              </w:rPr>
-              <w:t xml:space="preserve">tan 34° = opposite / adjacent = 18 / distance</w:t>
-            </w:r>
-          </w:p>
-          <w:p>
-            <w:pPr>
-              <w:spacing w:after="40" w:before="0"/>
-              <w:jc w:val="left"/>
-            </w:pPr>
-            <w:r>
-              <w:rPr>
-                <w:rFonts w:ascii="Arial" w:cs="Arial" w:eastAsia="Arial" w:hAnsi="Arial"/>
-                <w:b w:val="false"/>
-                <w:bCs w:val="false"/>
-                <w:i w:val="false"/>
-                <w:iCs w:val="false"/>
-                <w:color w:val="000000"/>
-                <w:sz w:val="18"/>
-                <w:szCs w:val="18"/>
-              </w:rPr>
-              <w:t xml:space="preserve">distance = 18 / tan 34°</w:t>
-            </w:r>
-          </w:p>
-          <w:p>
-            <w:pPr>
-              <w:spacing w:after="40" w:before="0"/>
-              <w:jc w:val="left"/>
-            </w:pPr>
-            <w:r>
-              <w:rPr>
-                <w:rFonts w:ascii="Arial" w:cs="Arial" w:eastAsia="Arial" w:hAnsi="Arial"/>
-                <w:b w:val="false"/>
-                <w:bCs w:val="false"/>
-                <w:i w:val="false"/>
-                <w:iCs w:val="false"/>
-                <w:color w:val="000000"/>
-                <w:sz w:val="18"/>
-                <w:szCs w:val="18"/>
-              </w:rPr>
-              <w:t xml:space="preserve">distance = 18 / 0.6745</w:t>
-            </w:r>
-          </w:p>
-          <w:p>
-            <w:pPr>
-              <w:spacing w:after="40" w:before="0"/>
-              <w:jc w:val="left"/>
-            </w:pPr>
-            <w:r>
-              <w:rPr>
-                <w:rFonts w:ascii="Arial" w:cs="Arial" w:eastAsia="Arial" w:hAnsi="Arial"/>
-                <w:b w:val="false"/>
-                <w:bCs w:val="false"/>
-                <w:i w:val="false"/>
-                <w:iCs w:val="false"/>
-                <w:color w:val="000000"/>
-                <w:sz w:val="18"/>
-                <w:szCs w:val="18"/>
-              </w:rPr>
-              <w:t xml:space="preserve">distance ≈ 26.7 m</w:t>
-            </w:r>
-          </w:p>
-          <w:p>
-            <w:pPr>
-              <w:spacing w:after="40" w:before="0"/>
-              <w:jc w:val="left"/>
-            </w:pPr>
-            <w:r>
-              <w:rPr>
-                <w:rFonts w:ascii="Arial" w:cs="Arial" w:eastAsia="Arial" w:hAnsi="Arial"/>
-                <w:b w:val="false"/>
-                <w:bCs w:val="false"/>
-                <w:i w:val="false"/>
-                <w:iCs w:val="false"/>
-                <w:color w:val="000000"/>
-                <w:sz w:val="18"/>
-                <w:szCs w:val="18"/>
-              </w:rPr>
-              <w:t xml:space="preserve">The elephant is approximately 26.7 m from the base of the tower.</w:t>
-            </w:r>
-          </w:p>
-          <w:p>
-            <w:pPr>
-              <w:spacing w:after="40" w:before="0"/>
-              <w:jc w:val="left"/>
-            </w:pPr>
-            <w:r>
-              <w:rPr>
-                <w:rFonts w:ascii="Arial" w:cs="Arial" w:eastAsia="Arial" w:hAnsi="Arial"/>
-                <w:b w:val="false"/>
-                <w:bCs w:val="false"/>
-                <w:i w:val="false"/>
-                <w:iCs w:val="false"/>
-                <w:color w:val="000000"/>
-                <w:sz w:val="18"/>
-                <w:szCs w:val="18"/>
-              </w:rPr>
-              <w:t xml:space="preserve"/>
-            </w:r>
-          </w:p>
-          <w:p>
-            <w:pPr>
-              <w:spacing w:after="40" w:before="0"/>
-              <w:jc w:val="left"/>
-            </w:pPr>
-            <w:r>
-              <w:rPr>
-                <w:rFonts w:ascii="Arial" w:cs="Arial" w:eastAsia="Arial" w:hAnsi="Arial"/>
-                <w:b w:val="false"/>
-                <w:bCs w:val="false"/>
-                <w:i w:val="false"/>
-                <w:iCs w:val="false"/>
-                <w:color w:val="000000"/>
-                <w:sz w:val="18"/>
-                <w:szCs w:val="18"/>
-              </w:rPr>
-              <w:t xml:space="preserve">(c) The post is the opposite side (5.5 m); the wire is the hypotenuse; the angle with the ground is 40°.</w:t>
-            </w:r>
-          </w:p>
-          <w:p>
-            <w:pPr>
-              <w:spacing w:after="40" w:before="0"/>
-              <w:jc w:val="left"/>
-            </w:pPr>
-            <w:r>
-              <w:rPr>
-                <w:rFonts w:ascii="Arial" w:cs="Arial" w:eastAsia="Arial" w:hAnsi="Arial"/>
-                <w:b w:val="false"/>
-                <w:bCs w:val="false"/>
-                <w:i w:val="false"/>
-                <w:iCs w:val="false"/>
-                <w:color w:val="000000"/>
-                <w:sz w:val="18"/>
-                <w:szCs w:val="18"/>
-              </w:rPr>
-              <w:t xml:space="preserve">(i) sin 40° = opposite / hypotenuse = 5.5 / wire length</w:t>
-            </w:r>
-          </w:p>
-          <w:p>
-            <w:pPr>
-              <w:spacing w:after="40" w:before="0"/>
-              <w:jc w:val="left"/>
-            </w:pPr>
-            <w:r>
-              <w:rPr>
-                <w:rFonts w:ascii="Arial" w:cs="Arial" w:eastAsia="Arial" w:hAnsi="Arial"/>
-                <w:b w:val="false"/>
-                <w:bCs w:val="false"/>
-                <w:i w:val="false"/>
-                <w:iCs w:val="false"/>
-                <w:color w:val="000000"/>
-                <w:sz w:val="18"/>
-                <w:szCs w:val="18"/>
-              </w:rPr>
-              <w:t xml:space="preserve">wire length = 5.5 / sin 40° = 5.5 / 0.6428 ≈ 8.6 m</w:t>
-            </w:r>
-          </w:p>
-          <w:p>
-            <w:pPr>
-              <w:spacing w:after="40" w:before="0"/>
-              <w:jc w:val="left"/>
-            </w:pPr>
-            <w:r>
-              <w:rPr>
-                <w:rFonts w:ascii="Arial" w:cs="Arial" w:eastAsia="Arial" w:hAnsi="Arial"/>
-                <w:b w:val="false"/>
-                <w:bCs w:val="false"/>
-                <w:i w:val="false"/>
-                <w:iCs w:val="false"/>
-                <w:color w:val="000000"/>
-                <w:sz w:val="18"/>
-                <w:szCs w:val="18"/>
-              </w:rPr>
-              <w:t xml:space="preserve">(ii) cos 40° = adjacent / hypotenuse = horizontal distance / 8.6</w:t>
-            </w:r>
-          </w:p>
-          <w:p>
-            <w:pPr>
-              <w:spacing w:after="40" w:before="0"/>
-              <w:jc w:val="left"/>
-            </w:pPr>
-            <w:r>
-              <w:rPr>
-                <w:rFonts w:ascii="Arial" w:cs="Arial" w:eastAsia="Arial" w:hAnsi="Arial"/>
-                <w:b w:val="false"/>
-                <w:bCs w:val="false"/>
-                <w:i w:val="false"/>
-                <w:iCs w:val="false"/>
-                <w:color w:val="000000"/>
-                <w:sz w:val="18"/>
-                <w:szCs w:val="18"/>
-              </w:rPr>
-              <w:t xml:space="preserve">OR tan 40° = 5.5 / horizontal distance → horizontal distance = 5.5 / tan 40° = 5.5 / 0.8391 ≈ 6.6 m</w:t>
-            </w:r>
-          </w:p>
-          <w:p>
-            <w:pPr>
-              <w:spacing w:after="40" w:before="0"/>
-              <w:jc w:val="left"/>
-            </w:pPr>
-            <w:r>
-              <w:rPr>
-                <w:rFonts w:ascii="Arial" w:cs="Arial" w:eastAsia="Arial" w:hAnsi="Arial"/>
-                <w:b w:val="false"/>
-                <w:bCs w:val="false"/>
-                <w:i w:val="false"/>
-                <w:iCs w:val="false"/>
-                <w:color w:val="000000"/>
-                <w:sz w:val="18"/>
-                <w:szCs w:val="18"/>
-              </w:rPr>
-              <w:t xml:space="preserve">The farmer needs approximately 8.6 m of wire, and the peg should be placed 6.6 m from the base of the post.</w:t>
+                <w:i/>
+                <w:iCs/>
+                <w:color w:val="808080"/>
+                <w:sz w:val="18"/>
+                <w:szCs w:val="18"/>
+              </w:rPr>
+              <w:t xml:space="preserve">Write your answer here:</w:t>
             </w:r>
           </w:p>
         </w:tc>
@@ -2500,14 +970,12 @@
         <w:tblLayout w:type="fixed"/>
       </w:tblPr>
       <w:tblGrid>
-        <w:gridCol w:w="3000"/>
-        <w:gridCol w:w="10680"/>
+        <w:gridCol w:w="13680"/>
       </w:tblGrid>
       <w:tr>
         <w:tc>
           <w:tcPr>
             <w:tcW w:type="dxa" w:w="13680"/>
-            <w:gridSpan w:val="2"/>
             <w:shd w:fill="1F3864" w:color="auto" w:val="clear"/>
             <w:tcMar>
               <w:top w:type="dxa" w:w="60"/>
@@ -2533,15 +1001,15 @@
                 <w:sz w:val="22"/>
                 <w:szCs w:val="22"/>
               </w:rPr>
-              <w:t xml:space="preserve">Section 5 — Final Reflection: Answering the Driving Question</w:t>
-            </w:r>
-          </w:p>
-        </w:tc>
-      </w:tr>
-      <w:tr>
-        <w:tc>
-          <w:tcPr>
-            <w:tcW w:type="dxa" w:w="3000"/>
+              <w:t xml:space="preserve">Part 5: Answering the driving question for any height</w:t>
+            </w:r>
+          </w:p>
+        </w:tc>
+      </w:tr>
+      <w:tr>
+        <w:tc>
+          <w:tcPr>
+            <w:tcW w:type="dxa" w:w="13680"/>
             <w:shd w:fill="D9EEF1" w:color="auto" w:val="clear"/>
             <w:tcMar>
               <w:top w:type="dxa" w:w="60"/>
@@ -2567,127 +1035,18 @@
                 <w:sz w:val="18"/>
                 <w:szCs w:val="18"/>
               </w:rPr>
-              <w:t xml:space="preserve">You started this unit with a puzzle: how can an angle — something measured with a protractor — tell you the height of a real tree, building, or hill in Kenya without measuring it directly?</w:t>
-            </w:r>
-          </w:p>
-          <w:p>
-            <w:pPr>
-              <w:spacing w:after="40" w:before="0"/>
-              <w:jc w:val="left"/>
-            </w:pPr>
-            <w:r>
-              <w:rPr>
-                <w:rFonts w:ascii="Arial" w:cs="Arial" w:eastAsia="Arial" w:hAnsi="Arial"/>
-                <w:b/>
-                <w:bCs/>
-                <w:i w:val="false"/>
-                <w:iCs w:val="false"/>
-                <w:color w:val="000000"/>
-                <w:sz w:val="18"/>
-                <w:szCs w:val="18"/>
-              </w:rPr>
-              <w:t xml:space="preserve"/>
-            </w:r>
-          </w:p>
-          <w:p>
-            <w:pPr>
-              <w:spacing w:after="40" w:before="0"/>
-              <w:jc w:val="left"/>
-            </w:pPr>
-            <w:r>
-              <w:rPr>
-                <w:rFonts w:ascii="Arial" w:cs="Arial" w:eastAsia="Arial" w:hAnsi="Arial"/>
-                <w:b/>
-                <w:bCs/>
-                <w:i w:val="false"/>
-                <w:iCs w:val="false"/>
-                <w:color w:val="000000"/>
-                <w:sz w:val="18"/>
-                <w:szCs w:val="18"/>
-              </w:rPr>
-              <w:t xml:space="preserve">(a) Write a full, coherent explanation (at least one well-developed paragraph) that directly answers the driving question: 'How can the angle a sunbeam makes with the ground allow us to calculate the height of any tree, building, or hill in Kenya without measuring it directly?' Your answer must mention: similar triangles, trigonometric ratios (sine, cosine, tangent), angle of elevation, and at least one real Kenyan application.</w:t>
-            </w:r>
-          </w:p>
-          <w:p>
-            <w:pPr>
-              <w:spacing w:after="40" w:before="0"/>
-              <w:jc w:val="left"/>
-            </w:pPr>
-            <w:r>
-              <w:rPr>
-                <w:rFonts w:ascii="Arial" w:cs="Arial" w:eastAsia="Arial" w:hAnsi="Arial"/>
-                <w:b/>
-                <w:bCs/>
-                <w:i w:val="false"/>
-                <w:iCs w:val="false"/>
-                <w:color w:val="000000"/>
-                <w:sz w:val="18"/>
-                <w:szCs w:val="18"/>
-              </w:rPr>
-              <w:t xml:space="preserve"/>
-            </w:r>
-          </w:p>
-          <w:p>
-            <w:pPr>
-              <w:spacing w:after="40" w:before="0"/>
-              <w:jc w:val="left"/>
-            </w:pPr>
-            <w:r>
-              <w:rPr>
-                <w:rFonts w:ascii="Arial" w:cs="Arial" w:eastAsia="Arial" w:hAnsi="Arial"/>
-                <w:b/>
-                <w:bCs/>
-                <w:i w:val="false"/>
-                <w:iCs w:val="false"/>
-                <w:color w:val="000000"/>
-                <w:sz w:val="18"/>
-                <w:szCs w:val="18"/>
-              </w:rPr>
-              <w:t xml:space="preserve">(b) Reflect on how your thinking changed from your very first prediction at the start of the unit to what you now know. What was the most surprising or powerful idea you encountered?</w:t>
-            </w:r>
-          </w:p>
-          <w:p>
-            <w:pPr>
-              <w:spacing w:after="40" w:before="0"/>
-              <w:jc w:val="left"/>
-            </w:pPr>
-            <w:r>
-              <w:rPr>
-                <w:rFonts w:ascii="Arial" w:cs="Arial" w:eastAsia="Arial" w:hAnsi="Arial"/>
-                <w:b/>
-                <w:bCs/>
-                <w:i w:val="false"/>
-                <w:iCs w:val="false"/>
-                <w:color w:val="000000"/>
-                <w:sz w:val="18"/>
-                <w:szCs w:val="18"/>
-              </w:rPr>
-              <w:t xml:space="preserve"/>
-            </w:r>
-          </w:p>
-          <w:p>
-            <w:pPr>
-              <w:spacing w:after="40" w:before="0"/>
-              <w:jc w:val="left"/>
-            </w:pPr>
-            <w:r>
-              <w:rPr>
-                <w:rFonts w:ascii="Arial" w:cs="Arial" w:eastAsia="Arial" w:hAnsi="Arial"/>
-                <w:b/>
-                <w:bCs/>
-                <w:i w:val="false"/>
-                <w:iCs w:val="false"/>
-                <w:color w:val="000000"/>
-                <w:sz w:val="18"/>
-                <w:szCs w:val="18"/>
-              </w:rPr>
-              <w:t xml:space="preserve">(c) Identify ONE limitation of using shadow-based trigonometry in Kenya, and suggest how a surveyor or student might overcome it.</w:t>
-            </w:r>
-          </w:p>
-        </w:tc>
-        <w:tc>
-          <w:tcPr>
-            <w:tcW w:type="dxa" w:w="10680"/>
+              <w:t xml:space="preserve">(a) Suppose there is no shadow, for example a school flagpole or a Safaricom mast in Kericho. Describe how you could find its height using a clinometer and a tape measure. Name the angle you measure, the length you measure, and the ratio you use. (b) Compare your Lesson 1 hand-drawn ratio estimates with the calculator values. Explain why they might differ, and why it is important to report any difference honestly. (c) Now write a short answer to the driving question and to the two KICD questions: How do we apply trigonometric ratios in day-to-day activities? How are the trigonometric ratios of acute angles related to each other?</w:t>
+            </w:r>
+          </w:p>
+        </w:tc>
+      </w:tr>
+      <w:tr>
+        <w:trPr>
+          <w:trHeight w:val="4200" w:hRule="atLeast"/>
+        </w:trPr>
+        <w:tc>
+          <w:tcPr>
+            <w:tcW w:type="dxa" w:w="13680"/>
             <w:shd w:fill="FFFFFF" w:color="auto" w:val="clear"/>
             <w:tcMar>
               <w:top w:type="dxa" w:w="60"/>
@@ -2707,89 +1066,13 @@
                 <w:rFonts w:ascii="Arial" w:cs="Arial" w:eastAsia="Arial" w:hAnsi="Arial"/>
                 <w:b w:val="false"/>
                 <w:bCs w:val="false"/>
-                <w:i w:val="false"/>
-                <w:iCs w:val="false"/>
-                <w:color w:val="000000"/>
-                <w:sz w:val="18"/>
-                <w:szCs w:val="18"/>
-              </w:rPr>
-              <w:t xml:space="preserve">(a) When a sunbeam hits the ground at a fixed angle of elevation, it creates a right-angled triangle between the sun's ray, the vertical object (a tree, building, or hill), and the object's shadow on the ground. Because the sun's rays are effectively parallel across a small area, every object at the same location experiences the same sun angle at the same moment. This means all the right-angled triangles formed — whether by a person, a mango tree in Kisumu, or a telecommunications mast in Nairobi — are similar triangles. Similar triangles have identical angles and proportional sides, so the ratio of any two corresponding sides is constant. Trigonometric ratios — sine (opposite/hypotenuse), cosine (adjacent/hypotenuse), and tangent (opposite/adjacent) — are precisely these constant ratios for a given angle. Therefore, if you measure the angle of elevation of the sun and one accessible length (such as the shadow on the ground), you can use the tangent ratio to calculate the unknown height: height = shadow length × tan(angle of elevation). This principle is used by architects designing tall buildings along Nairobi's skyline, by engineers planning bridges over rivers like the Tana, and by foresters estimating the height of indigenous trees in Kakamega Forest — all without ever leaving the ground.</w:t>
-            </w:r>
-          </w:p>
-          <w:p>
-            <w:pPr>
-              <w:spacing w:after="40" w:before="0"/>
-              <w:jc w:val="left"/>
-            </w:pPr>
-            <w:r>
-              <w:rPr>
-                <w:rFonts w:ascii="Arial" w:cs="Arial" w:eastAsia="Arial" w:hAnsi="Arial"/>
-                <w:b w:val="false"/>
-                <w:bCs w:val="false"/>
-                <w:i w:val="false"/>
-                <w:iCs w:val="false"/>
-                <w:color w:val="000000"/>
-                <w:sz w:val="18"/>
-                <w:szCs w:val="18"/>
-              </w:rPr>
-              <w:t xml:space="preserve"/>
-            </w:r>
-          </w:p>
-          <w:p>
-            <w:pPr>
-              <w:spacing w:after="40" w:before="0"/>
-              <w:jc w:val="left"/>
-            </w:pPr>
-            <w:r>
-              <w:rPr>
-                <w:rFonts w:ascii="Arial" w:cs="Arial" w:eastAsia="Arial" w:hAnsi="Arial"/>
-                <w:b w:val="false"/>
-                <w:bCs w:val="false"/>
-                <w:i w:val="false"/>
-                <w:iCs w:val="false"/>
-                <w:color w:val="000000"/>
-                <w:sz w:val="18"/>
-                <w:szCs w:val="18"/>
-              </w:rPr>
-              <w:t xml:space="preserve">(b) [Model answer — student voice]: At the start of the unit, I thought you could only find the height of something by measuring it physically — climbing it, using a ruler, or dropping a rope. I could not see how an angle alone could give you a length. The most powerful idea I encountered was that the RATIO of two sides in a right-angled triangle depends only on the angle, not on how big the triangle is. Once that clicked — especially when we saw that the student's 1.6/1.2 ratio was identical to the mango tree's 12.0/9.0 ratio — I realised that trigonometric ratios are essentially a dictionary: you look up the angle, and the dictionary tells you the exact ratio of the sides. That completely changed how I see angles.</w:t>
-            </w:r>
-          </w:p>
-          <w:p>
-            <w:pPr>
-              <w:spacing w:after="40" w:before="0"/>
-              <w:jc w:val="left"/>
-            </w:pPr>
-            <w:r>
-              <w:rPr>
-                <w:rFonts w:ascii="Arial" w:cs="Arial" w:eastAsia="Arial" w:hAnsi="Arial"/>
-                <w:b w:val="false"/>
-                <w:bCs w:val="false"/>
-                <w:i w:val="false"/>
-                <w:iCs w:val="false"/>
-                <w:color w:val="000000"/>
-                <w:sz w:val="18"/>
-                <w:szCs w:val="18"/>
-              </w:rPr>
-              <w:t xml:space="preserve"/>
-            </w:r>
-          </w:p>
-          <w:p>
-            <w:pPr>
-              <w:spacing w:after="40" w:before="0"/>
-              <w:jc w:val="left"/>
-            </w:pPr>
-            <w:r>
-              <w:rPr>
-                <w:rFonts w:ascii="Arial" w:cs="Arial" w:eastAsia="Arial" w:hAnsi="Arial"/>
-                <w:b w:val="false"/>
-                <w:bCs w:val="false"/>
-                <w:i w:val="false"/>
-                <w:iCs w:val="false"/>
-                <w:color w:val="000000"/>
-                <w:sz w:val="18"/>
-                <w:szCs w:val="18"/>
-              </w:rPr>
-              <w:t xml:space="preserve">(c) One limitation: shadow-based trigonometry only works when the sun is shining and casting a clear shadow — it fails on cloudy days, near dawn or dusk (when the angle is very low and shadows are extremely long, increasing measurement error), or in dense forests like Karura where shadows overlap. A surveyor can overcome this by using a clinometer or theodolite to measure the angle of elevation directly from a known horizontal distance, without relying on shadows at all. This method works at any time of day and in any lighting condition.</w:t>
+                <w:i/>
+                <w:iCs/>
+                <w:color w:val="808080"/>
+                <w:sz w:val="18"/>
+                <w:szCs w:val="18"/>
+              </w:rPr>
+              <w:t xml:space="preserve">Write your answer here:</w:t>
             </w:r>
           </w:p>
         </w:tc>
@@ -3016,7 +1299,7 @@
                 <w:sz w:val="18"/>
                 <w:szCs w:val="18"/>
               </w:rPr>
-              <w:t xml:space="preserve">Understanding of Similar Triangles and Proportional Reasoning</w:t>
+              <w:t xml:space="preserve">Use of similar triangles and ratio ideas</w:t>
             </w:r>
           </w:p>
         </w:tc>
@@ -3048,7 +1331,7 @@
                 <w:sz w:val="18"/>
                 <w:szCs w:val="18"/>
               </w:rPr>
-              <w:t xml:space="preserve">Clearly explains why both triangles are similar (parallel sun rays → equal angles), correctly sets up and solves the proportion to find the tree height (12.0 m), and articulates precisely why the ratio of opposite to adjacent is constant across all similar triangles. Diagram is fully labelled.</w:t>
+              <w:t xml:space="preserve">Clearly explains that triangles with the same angle are similar, so the ratios are fixed by the angle alone, and links this to the Kisumu data.</w:t>
             </w:r>
           </w:p>
         </w:tc>
@@ -3080,7 +1363,7 @@
                 <w:sz w:val="18"/>
                 <w:szCs w:val="18"/>
               </w:rPr>
-              <w:t xml:space="preserve">Correctly identifies the triangles as similar and sets up the proportion with mostly correct working. May have a minor arithmetic error but the conceptual reasoning is sound. Diagram is present and mostly labelled.</w:t>
+              <w:t xml:space="preserve">States that the ratios stay the same for the same angle but gives only a partial reason about similarity.</w:t>
             </w:r>
           </w:p>
         </w:tc>
@@ -3112,7 +1395,7 @@
                 <w:sz w:val="18"/>
                 <w:szCs w:val="18"/>
               </w:rPr>
-              <w:t xml:space="preserve">Attempts to use proportions but makes significant errors in setting up the ratio or solving it. Limited explanation of why the triangles are similar. Diagram is missing or unlabelled.</w:t>
+              <w:t xml:space="preserve">Describes the ratios without explaining why they stay constant, or confuses the sides.</w:t>
             </w:r>
           </w:p>
         </w:tc>
@@ -3146,7 +1429,7 @@
                 <w:sz w:val="18"/>
                 <w:szCs w:val="18"/>
               </w:rPr>
-              <w:t xml:space="preserve">Accurate Definition and Application of Trigonometric Ratios (SOH-CAH-TOA)</w:t>
+              <w:t xml:space="preserve">Correct calculations and exact values</w:t>
             </w:r>
           </w:p>
         </w:tc>
@@ -3178,7 +1461,7 @@
                 <w:sz w:val="18"/>
                 <w:szCs w:val="18"/>
               </w:rPr>
-              <w:t xml:space="preserve">Defines all three ratios (sin, cos, tan) correctly using opposite, adjacent, and hypotenuse. Accurately applies the correct ratio to solve all problems (tree, water tower, wire, elephant) with full working shown and answers stated to the correct degree of accuracy. Correctly identifies and explains both the tan = sin/cos relationship and the complementary angle relationship.</w:t>
+              <w:t xml:space="preserve">Correctly finds the tree height (about 11.94 m and 12.0 m) and the special-angle heights (9√3 m and 9.0 m), showing every step with units and exact values.</w:t>
             </w:r>
           </w:p>
         </w:tc>
@@ -3210,7 +1493,7 @@
                 <w:sz w:val="18"/>
                 <w:szCs w:val="18"/>
               </w:rPr>
-              <w:t xml:space="preserve">Defines the three ratios correctly and applies them accurately in most problems. May make one computational error or omit one of the two relationships between ratios. Working is shown but may lack a final statement of the answer with units.</w:t>
+              <w:t xml:space="preserve">Calculations are mostly correct with minor slips in steps, units or rounding.</w:t>
             </w:r>
           </w:p>
         </w:tc>
@@ -3242,7 +1525,7 @@
                 <w:sz w:val="18"/>
                 <w:szCs w:val="18"/>
               </w:rPr>
-              <w:t xml:space="preserve">Defines one or two ratios but confuses opposite/adjacent, or applies the wrong ratio to a problem. Working is incomplete or difficult to follow. Only one relationship between ratios is identified, or neither is fully explained.</w:t>
+              <w:t xml:space="preserve">Calculations are incomplete or incorrect, or the opposite and adjacent sides are mixed up.</w:t>
             </w:r>
           </w:p>
         </w:tc>
@@ -3276,7 +1559,7 @@
                 <w:sz w:val="18"/>
                 <w:szCs w:val="18"/>
               </w:rPr>
-              <w:t xml:space="preserve">Correct Use of Angles of Elevation and Depression</w:t>
+              <w:t xml:space="preserve">Relationships among the ratios</w:t>
             </w:r>
           </w:p>
         </w:tc>
@@ -3308,7 +1591,7 @@
                 <w:sz w:val="18"/>
                 <w:szCs w:val="18"/>
               </w:rPr>
-              <w:t xml:space="preserve">Defines both terms precisely and supports each with a clearly labelled Kenyan-context diagram. Correctly identifies which side is opposite and which is adjacent in both elevation and depression scenarios. Solves the Tsavo watchtower problem and the Kericho wire problem with accurate working and correct answers (26.7 m; 8.6 m wire; 6.6 m horizontal distance).</w:t>
+              <w:t xml:space="preserve">Proves tan θ = sin θ ÷ cos θ and explains sin θ = cos(90° − θ) using the swap of opposite and adjacent sides.</w:t>
             </w:r>
           </w:p>
         </w:tc>
@@ -3340,7 +1623,7 @@
                 <w:sz w:val="18"/>
                 <w:szCs w:val="18"/>
               </w:rPr>
-              <w:t xml:space="preserve">Defines both terms correctly and draws diagrams. Solves at least two of the three calculation parts correctly. May confuse angle of elevation and depression in the diagram or misidentify opposite/adjacent in one problem.</w:t>
+              <w:t xml:space="preserve">States both relationships correctly and checks them with numbers, but the explanation is brief.</w:t>
             </w:r>
           </w:p>
         </w:tc>
@@ -3372,7 +1655,7 @@
                 <w:sz w:val="18"/>
                 <w:szCs w:val="18"/>
               </w:rPr>
-              <w:t xml:space="preserve">Defines only one term, or definitions are confused. Diagrams are missing or incorrectly labelled. Attempts at least one calculation but makes fundamental errors in identifying sides relative to the angle.</w:t>
+              <w:t xml:space="preserve">States a relationship without a reason or with errors.</w:t>
             </w:r>
           </w:p>
         </w:tc>
@@ -3406,7 +1689,7 @@
                 <w:sz w:val="18"/>
                 <w:szCs w:val="18"/>
               </w:rPr>
-              <w:t xml:space="preserve">Quality of Final Explanation Answering the Driving Question</w:t>
+              <w:t xml:space="preserve">Application, reasoning and integrity</w:t>
             </w:r>
           </w:p>
         </w:tc>
@@ -3438,7 +1721,7 @@
                 <w:sz w:val="18"/>
                 <w:szCs w:val="18"/>
               </w:rPr>
-              <w:t xml:space="preserve">Writes a well-developed, coherent paragraph that directly and fully answers the driving question. Correctly integrates all required concepts — similar triangles, all three trigonometric ratios, angle of elevation, and a specific Kenyan application. The explanation could genuinely help a peer who missed all lessons. Reflection is thoughtful and shows clear evidence of conceptual change from the initial prediction.</w:t>
+              <w:t xml:space="preserve">Describes a complete method for finding any height from an angle and a baseline, explains measurement error honestly, and answers the driving question clearly with Kenyan examples.</w:t>
             </w:r>
           </w:p>
         </w:tc>
@@ -3470,7 +1753,7 @@
                 <w:sz w:val="18"/>
                 <w:szCs w:val="18"/>
               </w:rPr>
-              <w:t xml:space="preserve">Answers the driving question with most required concepts present. The explanation is coherent but may lack depth on one concept (e.g., similar triangles is mentioned but not fully explained) or the Kenyan application is generic. Reflection shows some evidence of conceptual change.</w:t>
+              <w:t xml:space="preserve">Describes a workable method and mentions error, with a general answer to the driving question.</w:t>
             </w:r>
           </w:p>
         </w:tc>
@@ -3502,137 +1785,7 @@
                 <w:sz w:val="18"/>
                 <w:szCs w:val="18"/>
               </w:rPr>
-              <w:t xml:space="preserve">Attempts to answer the driving question but the explanation is incomplete, disjointed, or missing two or more required concepts. The link between angles, ratios, and real heights is not clearly articulated. Reflection is superficial or absent.</w:t>
-            </w:r>
-          </w:p>
-        </w:tc>
-      </w:tr>
-      <w:tr>
-        <w:tc>
-          <w:tcPr>
-            <w:tcW w:type="dxa" w:w="3000"/>
-            <w:shd w:fill="D5E8F0" w:color="auto" w:val="clear"/>
-            <w:tcMar>
-              <w:top w:type="dxa" w:w="60"/>
-              <w:left w:type="dxa" w:w="120"/>
-              <w:bottom w:type="dxa" w:w="60"/>
-              <w:right w:type="dxa" w:w="120"/>
-            </w:tcMar>
-            <w:vAlign w:val="top"/>
-          </w:tcPr>
-          <w:p>
-            <w:pPr>
-              <w:spacing w:after="40" w:before="0"/>
-              <w:jc w:val="left"/>
-            </w:pPr>
-            <w:r>
-              <w:rPr>
-                <w:rFonts w:ascii="Arial" w:cs="Arial" w:eastAsia="Arial" w:hAnsi="Arial"/>
-                <w:b w:val="false"/>
-                <w:bCs w:val="false"/>
-                <w:i w:val="false"/>
-                <w:iCs w:val="false"/>
-                <w:color w:val="000000"/>
-                <w:sz w:val="18"/>
-                <w:szCs w:val="18"/>
-              </w:rPr>
-              <w:t xml:space="preserve">Mathematical Communication: Working, Notation, and Accuracy</w:t>
-            </w:r>
-          </w:p>
-        </w:tc>
-        <w:tc>
-          <w:tcPr>
-            <w:tcW w:type="dxa" w:w="3560"/>
-            <w:shd w:fill="FFFFFF" w:color="auto" w:val="clear"/>
-            <w:tcMar>
-              <w:top w:type="dxa" w:w="60"/>
-              <w:left w:type="dxa" w:w="120"/>
-              <w:bottom w:type="dxa" w:w="60"/>
-              <w:right w:type="dxa" w:w="120"/>
-            </w:tcMar>
-            <w:vAlign w:val="top"/>
-          </w:tcPr>
-          <w:p>
-            <w:pPr>
-              <w:spacing w:after="40" w:before="0"/>
-              <w:jc w:val="left"/>
-            </w:pPr>
-            <w:r>
-              <w:rPr>
-                <w:rFonts w:ascii="Arial" w:cs="Arial" w:eastAsia="Arial" w:hAnsi="Arial"/>
-                <w:b w:val="false"/>
-                <w:bCs w:val="false"/>
-                <w:i w:val="false"/>
-                <w:iCs w:val="false"/>
-                <w:color w:val="000000"/>
-                <w:sz w:val="18"/>
-                <w:szCs w:val="18"/>
-              </w:rPr>
-              <w:t xml:space="preserve">All working is shown step-by-step for every calculation. Correct mathematical notation is used throughout (e.g., tan 53° = opp/adj, not 'tangent equals height over shadow'). Answers include appropriate units (metres). Rounding is applied correctly and consistently to 1 decimal place where instructed. Diagrams are neat, labelled, and consistent with calculations.</w:t>
-            </w:r>
-          </w:p>
-        </w:tc>
-        <w:tc>
-          <w:tcPr>
-            <w:tcW w:type="dxa" w:w="3560"/>
-            <w:shd w:fill="F2F2F2" w:color="auto" w:val="clear"/>
-            <w:tcMar>
-              <w:top w:type="dxa" w:w="60"/>
-              <w:left w:type="dxa" w:w="120"/>
-              <w:bottom w:type="dxa" w:w="60"/>
-              <w:right w:type="dxa" w:w="120"/>
-            </w:tcMar>
-            <w:vAlign w:val="top"/>
-          </w:tcPr>
-          <w:p>
-            <w:pPr>
-              <w:spacing w:after="40" w:before="0"/>
-              <w:jc w:val="left"/>
-            </w:pPr>
-            <w:r>
-              <w:rPr>
-                <w:rFonts w:ascii="Arial" w:cs="Arial" w:eastAsia="Arial" w:hAnsi="Arial"/>
-                <w:b w:val="false"/>
-                <w:bCs w:val="false"/>
-                <w:i w:val="false"/>
-                <w:iCs w:val="false"/>
-                <w:color w:val="000000"/>
-                <w:sz w:val="18"/>
-                <w:szCs w:val="18"/>
-              </w:rPr>
-              <w:t xml:space="preserve">Working is shown for most calculations. Notation is mostly correct with minor lapses. Units are included in most answers. Some rounding inconsistencies but final answers are largely correct. Diagrams support the work.</w:t>
-            </w:r>
-          </w:p>
-        </w:tc>
-        <w:tc>
-          <w:tcPr>
-            <w:tcW w:type="dxa" w:w="3560"/>
-            <w:shd w:fill="FFFFFF" w:color="auto" w:val="clear"/>
-            <w:tcMar>
-              <w:top w:type="dxa" w:w="60"/>
-              <w:left w:type="dxa" w:w="120"/>
-              <w:bottom w:type="dxa" w:w="60"/>
-              <w:right w:type="dxa" w:w="120"/>
-            </w:tcMar>
-            <w:vAlign w:val="top"/>
-          </w:tcPr>
-          <w:p>
-            <w:pPr>
-              <w:spacing w:after="40" w:before="0"/>
-              <w:jc w:val="left"/>
-            </w:pPr>
-            <w:r>
-              <w:rPr>
-                <w:rFonts w:ascii="Arial" w:cs="Arial" w:eastAsia="Arial" w:hAnsi="Arial"/>
-                <w:b w:val="false"/>
-                <w:bCs w:val="false"/>
-                <w:i w:val="false"/>
-                <w:iCs w:val="false"/>
-                <w:color w:val="000000"/>
-                <w:sz w:val="18"/>
-                <w:szCs w:val="18"/>
-              </w:rPr>
-              <w:t xml:space="preserve">Working is frequently missing or shows only a final answer. Mathematical notation is informal or incorrect. Units are often omitted. Diagrams are absent or do not correspond to the calculations attempted.</w:t>
+              <w:t xml:space="preserve">Method is unclear or missing, and error and honesty are not discussed.</w:t>
             </w:r>
           </w:p>
         </w:tc>
@@ -3756,7 +1909,7 @@
         </w:rPr>
         <w:t xml:space="preserve">© 2026 SeaVuria and ARES. This work is licensed under a </w:t>
       </w:r>
-      <w:hyperlink w:history="1" r:id="rIdyxr0ts6jkw2hhy8s1sl2n">
+      <w:hyperlink w:history="1" r:id="rIdty4dnktf_pvibsxp72oda">
         <w:r>
           <w:rPr>
             <w:rFonts w:ascii="Arial" w:cs="Arial" w:eastAsia="Arial" w:hAnsi="Arial"/>
@@ -3776,7 +1929,7 @@
         </w:rPr>
         <w:t xml:space="preserve"> (</w:t>
       </w:r>
-      <w:hyperlink w:history="1" r:id="rIdw09iwtuzsmemvh6a4gpdm">
+      <w:hyperlink w:history="1" r:id="rIdsrxhzx4vei71anfec6-f-">
         <w:r>
           <w:rPr>
             <w:rFonts w:ascii="Arial" w:cs="Arial" w:eastAsia="Arial" w:hAnsi="Arial"/>
@@ -3796,7 +1949,7 @@
         </w:rPr>
         <w:t xml:space="preserve">). To view a copy of this license, visit </w:t>
       </w:r>
-      <w:hyperlink w:history="1" r:id="rId2lgq59janmhiboqn137gt">
+      <w:hyperlink w:history="1" r:id="rIdz3giri64nmopik2i5slmb">
         <w:r>
           <w:rPr>
             <w:rFonts w:ascii="Arial" w:cs="Arial" w:eastAsia="Arial" w:hAnsi="Arial"/>

--- a/data/outputs/v2/Maths/SS3.1_Trigonometry_I/Mathematics_Trigonometry_I_FinalExplanation.docx
+++ b/data/outputs/v2/Maths/SS3.1_Trigonometry_I/Mathematics_Trigonometry_I_FinalExplanation.docx
@@ -1909,7 +1909,7 @@
         </w:rPr>
         <w:t xml:space="preserve">© 2026 SeaVuria and ARES. This work is licensed under a </w:t>
       </w:r>
-      <w:hyperlink w:history="1" r:id="rIdty4dnktf_pvibsxp72oda">
+      <w:hyperlink w:history="1" r:id="rIdcl5qmnkcnjax-zxftaads">
         <w:r>
           <w:rPr>
             <w:rFonts w:ascii="Arial" w:cs="Arial" w:eastAsia="Arial" w:hAnsi="Arial"/>
@@ -1929,7 +1929,7 @@
         </w:rPr>
         <w:t xml:space="preserve"> (</w:t>
       </w:r>
-      <w:hyperlink w:history="1" r:id="rIdsrxhzx4vei71anfec6-f-">
+      <w:hyperlink w:history="1" r:id="rIdcaod04t2z1lwrzgob_y1x">
         <w:r>
           <w:rPr>
             <w:rFonts w:ascii="Arial" w:cs="Arial" w:eastAsia="Arial" w:hAnsi="Arial"/>
@@ -1949,7 +1949,7 @@
         </w:rPr>
         <w:t xml:space="preserve">). To view a copy of this license, visit </w:t>
       </w:r>
-      <w:hyperlink w:history="1" r:id="rIdz3giri64nmopik2i5slmb">
+      <w:hyperlink w:history="1" r:id="rId7d2wnnxj6yqtfnc8g5id2">
         <w:r>
           <w:rPr>
             <w:rFonts w:ascii="Arial" w:cs="Arial" w:eastAsia="Arial" w:hAnsi="Arial"/>

--- a/data/outputs/v2/Maths/SS3.1_Trigonometry_I/Mathematics_Trigonometry_I_FinalExplanation.docx
+++ b/data/outputs/v2/Maths/SS3.1_Trigonometry_I/Mathematics_Trigonometry_I_FinalExplanation.docx
@@ -1909,7 +1909,7 @@
         </w:rPr>
         <w:t xml:space="preserve">© 2026 SeaVuria and ARES. This work is licensed under a </w:t>
       </w:r>
-      <w:hyperlink w:history="1" r:id="rIdcl5qmnkcnjax-zxftaads">
+      <w:hyperlink w:history="1" r:id="rIdi_evvihxzpnlat--zn77p">
         <w:r>
           <w:rPr>
             <w:rFonts w:ascii="Arial" w:cs="Arial" w:eastAsia="Arial" w:hAnsi="Arial"/>
@@ -1929,7 +1929,7 @@
         </w:rPr>
         <w:t xml:space="preserve"> (</w:t>
       </w:r>
-      <w:hyperlink w:history="1" r:id="rIdcaod04t2z1lwrzgob_y1x">
+      <w:hyperlink w:history="1" r:id="rIdxmscvbm_tusjebdvnivlr">
         <w:r>
           <w:rPr>
             <w:rFonts w:ascii="Arial" w:cs="Arial" w:eastAsia="Arial" w:hAnsi="Arial"/>
@@ -1949,7 +1949,7 @@
         </w:rPr>
         <w:t xml:space="preserve">). To view a copy of this license, visit </w:t>
       </w:r>
-      <w:hyperlink w:history="1" r:id="rId7d2wnnxj6yqtfnc8g5id2">
+      <w:hyperlink w:history="1" r:id="rId2ny56u58dty-6-rtr3dh_">
         <w:r>
           <w:rPr>
             <w:rFonts w:ascii="Arial" w:cs="Arial" w:eastAsia="Arial" w:hAnsi="Arial"/>

--- a/data/outputs/v2/Maths/SS3.1_Trigonometry_I/Mathematics_Trigonometry_I_FinalExplanation.docx
+++ b/data/outputs/v2/Maths/SS3.1_Trigonometry_I/Mathematics_Trigonometry_I_FinalExplanation.docx
@@ -1909,7 +1909,7 @@
         </w:rPr>
         <w:t xml:space="preserve">© 2026 SeaVuria and ARES. This work is licensed under a </w:t>
       </w:r>
-      <w:hyperlink w:history="1" r:id="rIdi_evvihxzpnlat--zn77p">
+      <w:hyperlink w:history="1" r:id="rIdrkzio0g5ny7mq2octs06a">
         <w:r>
           <w:rPr>
             <w:rFonts w:ascii="Arial" w:cs="Arial" w:eastAsia="Arial" w:hAnsi="Arial"/>
@@ -1929,7 +1929,7 @@
         </w:rPr>
         <w:t xml:space="preserve"> (</w:t>
       </w:r>
-      <w:hyperlink w:history="1" r:id="rIdxmscvbm_tusjebdvnivlr">
+      <w:hyperlink w:history="1" r:id="rIds_2s7tdearbecnil_nxbe">
         <w:r>
           <w:rPr>
             <w:rFonts w:ascii="Arial" w:cs="Arial" w:eastAsia="Arial" w:hAnsi="Arial"/>
@@ -1949,7 +1949,7 @@
         </w:rPr>
         <w:t xml:space="preserve">). To view a copy of this license, visit </w:t>
       </w:r>
-      <w:hyperlink w:history="1" r:id="rId2ny56u58dty-6-rtr3dh_">
+      <w:hyperlink w:history="1" r:id="rId1yltgddazmieqe-xfjk3a">
         <w:r>
           <w:rPr>
             <w:rFonts w:ascii="Arial" w:cs="Arial" w:eastAsia="Arial" w:hAnsi="Arial"/>

--- a/data/outputs/v2/Maths/SS3.1_Trigonometry_I/Mathematics_Trigonometry_I_FinalExplanation.docx
+++ b/data/outputs/v2/Maths/SS3.1_Trigonometry_I/Mathematics_Trigonometry_I_FinalExplanation.docx
@@ -1909,7 +1909,7 @@
         </w:rPr>
         <w:t xml:space="preserve">© 2026 SeaVuria and ARES. This work is licensed under a </w:t>
       </w:r>
-      <w:hyperlink w:history="1" r:id="rIdrkzio0g5ny7mq2octs06a">
+      <w:hyperlink w:history="1" r:id="rIdssxlo2r-xsde6pewp8mgk">
         <w:r>
           <w:rPr>
             <w:rFonts w:ascii="Arial" w:cs="Arial" w:eastAsia="Arial" w:hAnsi="Arial"/>
@@ -1929,7 +1929,7 @@
         </w:rPr>
         <w:t xml:space="preserve"> (</w:t>
       </w:r>
-      <w:hyperlink w:history="1" r:id="rIds_2s7tdearbecnil_nxbe">
+      <w:hyperlink w:history="1" r:id="rIdpt9dddptjsfjh1yauc94b">
         <w:r>
           <w:rPr>
             <w:rFonts w:ascii="Arial" w:cs="Arial" w:eastAsia="Arial" w:hAnsi="Arial"/>
@@ -1949,7 +1949,7 @@
         </w:rPr>
         <w:t xml:space="preserve">). To view a copy of this license, visit </w:t>
       </w:r>
-      <w:hyperlink w:history="1" r:id="rId1yltgddazmieqe-xfjk3a">
+      <w:hyperlink w:history="1" r:id="rIdt971mgv05skrdqd56e1wh">
         <w:r>
           <w:rPr>
             <w:rFonts w:ascii="Arial" w:cs="Arial" w:eastAsia="Arial" w:hAnsi="Arial"/>

--- a/data/outputs/v2/Maths/SS3.1_Trigonometry_I/Mathematics_Trigonometry_I_FinalExplanation.docx
+++ b/data/outputs/v2/Maths/SS3.1_Trigonometry_I/Mathematics_Trigonometry_I_FinalExplanation.docx
@@ -4,6 +4,7 @@
   <w:body>
     <w:p>
       <w:pPr>
+        <w:keepNext w:val="false"/>
         <w:spacing w:after="30" w:before="0"/>
         <w:jc w:val="center"/>
       </w:pPr>
@@ -23,6 +24,7 @@
     </w:p>
     <w:p>
       <w:pPr>
+        <w:keepNext w:val="false"/>
         <w:spacing w:after="60" w:before="0"/>
         <w:jc w:val="center"/>
       </w:pPr>
@@ -81,6 +83,7 @@
           </w:tcPr>
           <w:p>
             <w:pPr>
+              <w:keepNext w:val="false"/>
               <w:spacing w:after="40" w:before="0"/>
               <w:jc w:val="center"/>
             </w:pPr>
@@ -116,6 +119,7 @@
           </w:tcPr>
           <w:p>
             <w:pPr>
+              <w:keepNext w:val="false"/>
               <w:spacing w:after="40" w:before="0"/>
               <w:jc w:val="center"/>
             </w:pPr>
@@ -150,6 +154,7 @@
           </w:tcPr>
           <w:p>
             <w:pPr>
+              <w:keepNext w:val="false"/>
               <w:spacing w:after="40" w:before="0"/>
               <w:jc w:val="left"/>
             </w:pPr>
@@ -182,6 +187,7 @@
           </w:tcPr>
           <w:p>
             <w:pPr>
+              <w:keepNext w:val="false"/>
               <w:spacing w:after="40" w:before="0"/>
               <w:jc w:val="left"/>
             </w:pPr>
@@ -216,6 +222,7 @@
           </w:tcPr>
           <w:p>
             <w:pPr>
+              <w:keepNext w:val="false"/>
               <w:spacing w:after="40" w:before="0"/>
               <w:jc w:val="left"/>
             </w:pPr>
@@ -248,6 +255,7 @@
           </w:tcPr>
           <w:p>
             <w:pPr>
+              <w:keepNext w:val="false"/>
               <w:spacing w:after="40" w:before="0"/>
               <w:jc w:val="left"/>
             </w:pPr>
@@ -282,6 +290,7 @@
           </w:tcPr>
           <w:p>
             <w:pPr>
+              <w:keepNext w:val="false"/>
               <w:spacing w:after="40" w:before="0"/>
               <w:jc w:val="left"/>
             </w:pPr>
@@ -314,6 +323,7 @@
           </w:tcPr>
           <w:p>
             <w:pPr>
+              <w:keepNext w:val="false"/>
               <w:spacing w:after="40" w:before="0"/>
               <w:jc w:val="left"/>
             </w:pPr>
@@ -374,6 +384,7 @@
           </w:tcPr>
           <w:p>
             <w:pPr>
+              <w:keepNext w:val="false"/>
               <w:spacing w:after="40" w:before="0"/>
               <w:jc w:val="center"/>
             </w:pPr>
@@ -408,6 +419,7 @@
           </w:tcPr>
           <w:p>
             <w:pPr>
+              <w:keepNext w:val="false"/>
               <w:spacing w:after="40" w:before="0"/>
               <w:jc w:val="left"/>
             </w:pPr>
@@ -467,6 +479,7 @@
           </w:tcPr>
           <w:p>
             <w:pPr>
+              <w:keepNext/>
               <w:spacing w:after="40" w:before="0"/>
               <w:jc w:val="center"/>
             </w:pPr>
@@ -501,6 +514,7 @@
           </w:tcPr>
           <w:p>
             <w:pPr>
+              <w:keepNext/>
               <w:spacing w:after="40" w:before="0"/>
               <w:jc w:val="left"/>
             </w:pPr>
@@ -538,6 +552,7 @@
           </w:tcPr>
           <w:p>
             <w:pPr>
+              <w:keepNext w:val="false"/>
               <w:spacing w:after="40" w:before="0"/>
               <w:jc w:val="left"/>
             </w:pPr>
@@ -597,6 +612,7 @@
           </w:tcPr>
           <w:p>
             <w:pPr>
+              <w:keepNext/>
               <w:spacing w:after="40" w:before="0"/>
               <w:jc w:val="center"/>
             </w:pPr>
@@ -631,6 +647,7 @@
           </w:tcPr>
           <w:p>
             <w:pPr>
+              <w:keepNext/>
               <w:spacing w:after="40" w:before="0"/>
               <w:jc w:val="left"/>
             </w:pPr>
@@ -668,6 +685,7 @@
           </w:tcPr>
           <w:p>
             <w:pPr>
+              <w:keepNext w:val="false"/>
               <w:spacing w:after="40" w:before="0"/>
               <w:jc w:val="left"/>
             </w:pPr>
@@ -727,6 +745,7 @@
           </w:tcPr>
           <w:p>
             <w:pPr>
+              <w:keepNext/>
               <w:spacing w:after="40" w:before="0"/>
               <w:jc w:val="center"/>
             </w:pPr>
@@ -761,6 +780,7 @@
           </w:tcPr>
           <w:p>
             <w:pPr>
+              <w:keepNext/>
               <w:spacing w:after="40" w:before="0"/>
               <w:jc w:val="left"/>
             </w:pPr>
@@ -798,6 +818,7 @@
           </w:tcPr>
           <w:p>
             <w:pPr>
+              <w:keepNext w:val="false"/>
               <w:spacing w:after="40" w:before="0"/>
               <w:jc w:val="left"/>
             </w:pPr>
@@ -857,6 +878,7 @@
           </w:tcPr>
           <w:p>
             <w:pPr>
+              <w:keepNext/>
               <w:spacing w:after="40" w:before="0"/>
               <w:jc w:val="center"/>
             </w:pPr>
@@ -891,6 +913,7 @@
           </w:tcPr>
           <w:p>
             <w:pPr>
+              <w:keepNext/>
               <w:spacing w:after="40" w:before="0"/>
               <w:jc w:val="left"/>
             </w:pPr>
@@ -928,6 +951,7 @@
           </w:tcPr>
           <w:p>
             <w:pPr>
+              <w:keepNext w:val="false"/>
               <w:spacing w:after="40" w:before="0"/>
               <w:jc w:val="left"/>
             </w:pPr>
@@ -987,6 +1011,7 @@
           </w:tcPr>
           <w:p>
             <w:pPr>
+              <w:keepNext/>
               <w:spacing w:after="40" w:before="0"/>
               <w:jc w:val="center"/>
             </w:pPr>
@@ -1021,6 +1046,7 @@
           </w:tcPr>
           <w:p>
             <w:pPr>
+              <w:keepNext/>
               <w:spacing w:after="40" w:before="0"/>
               <w:jc w:val="left"/>
             </w:pPr>
@@ -1058,6 +1084,7 @@
           </w:tcPr>
           <w:p>
             <w:pPr>
+              <w:keepNext w:val="false"/>
               <w:spacing w:after="40" w:before="0"/>
               <w:jc w:val="left"/>
             </w:pPr>
@@ -1121,6 +1148,7 @@
           </w:tcPr>
           <w:p>
             <w:pPr>
+              <w:keepNext w:val="false"/>
               <w:spacing w:after="40" w:before="0"/>
               <w:jc w:val="center"/>
             </w:pPr>
@@ -1155,6 +1183,7 @@
           </w:tcPr>
           <w:p>
             <w:pPr>
+              <w:keepNext w:val="false"/>
               <w:spacing w:after="40" w:before="0"/>
               <w:jc w:val="left"/>
             </w:pPr>
@@ -1187,6 +1216,7 @@
           </w:tcPr>
           <w:p>
             <w:pPr>
+              <w:keepNext w:val="false"/>
               <w:spacing w:after="40" w:before="0"/>
               <w:jc w:val="left"/>
             </w:pPr>
@@ -1219,6 +1249,7 @@
           </w:tcPr>
           <w:p>
             <w:pPr>
+              <w:keepNext w:val="false"/>
               <w:spacing w:after="40" w:before="0"/>
               <w:jc w:val="left"/>
             </w:pPr>
@@ -1251,6 +1282,7 @@
           </w:tcPr>
           <w:p>
             <w:pPr>
+              <w:keepNext w:val="false"/>
               <w:spacing w:after="40" w:before="0"/>
               <w:jc w:val="left"/>
             </w:pPr>
@@ -1285,6 +1317,7 @@
           </w:tcPr>
           <w:p>
             <w:pPr>
+              <w:keepNext w:val="false"/>
               <w:spacing w:after="40" w:before="0"/>
               <w:jc w:val="left"/>
             </w:pPr>
@@ -1317,6 +1350,7 @@
           </w:tcPr>
           <w:p>
             <w:pPr>
+              <w:keepNext w:val="false"/>
               <w:spacing w:after="40" w:before="0"/>
               <w:jc w:val="left"/>
             </w:pPr>
@@ -1349,6 +1383,7 @@
           </w:tcPr>
           <w:p>
             <w:pPr>
+              <w:keepNext w:val="false"/>
               <w:spacing w:after="40" w:before="0"/>
               <w:jc w:val="left"/>
             </w:pPr>
@@ -1381,6 +1416,7 @@
           </w:tcPr>
           <w:p>
             <w:pPr>
+              <w:keepNext w:val="false"/>
               <w:spacing w:after="40" w:before="0"/>
               <w:jc w:val="left"/>
             </w:pPr>
@@ -1415,6 +1451,7 @@
           </w:tcPr>
           <w:p>
             <w:pPr>
+              <w:keepNext w:val="false"/>
               <w:spacing w:after="40" w:before="0"/>
               <w:jc w:val="left"/>
             </w:pPr>
@@ -1447,6 +1484,7 @@
           </w:tcPr>
           <w:p>
             <w:pPr>
+              <w:keepNext w:val="false"/>
               <w:spacing w:after="40" w:before="0"/>
               <w:jc w:val="left"/>
             </w:pPr>
@@ -1479,6 +1517,7 @@
           </w:tcPr>
           <w:p>
             <w:pPr>
+              <w:keepNext w:val="false"/>
               <w:spacing w:after="40" w:before="0"/>
               <w:jc w:val="left"/>
             </w:pPr>
@@ -1511,6 +1550,7 @@
           </w:tcPr>
           <w:p>
             <w:pPr>
+              <w:keepNext w:val="false"/>
               <w:spacing w:after="40" w:before="0"/>
               <w:jc w:val="left"/>
             </w:pPr>
@@ -1545,6 +1585,7 @@
           </w:tcPr>
           <w:p>
             <w:pPr>
+              <w:keepNext w:val="false"/>
               <w:spacing w:after="40" w:before="0"/>
               <w:jc w:val="left"/>
             </w:pPr>
@@ -1577,6 +1618,7 @@
           </w:tcPr>
           <w:p>
             <w:pPr>
+              <w:keepNext w:val="false"/>
               <w:spacing w:after="40" w:before="0"/>
               <w:jc w:val="left"/>
             </w:pPr>
@@ -1609,6 +1651,7 @@
           </w:tcPr>
           <w:p>
             <w:pPr>
+              <w:keepNext w:val="false"/>
               <w:spacing w:after="40" w:before="0"/>
               <w:jc w:val="left"/>
             </w:pPr>
@@ -1641,6 +1684,7 @@
           </w:tcPr>
           <w:p>
             <w:pPr>
+              <w:keepNext w:val="false"/>
               <w:spacing w:after="40" w:before="0"/>
               <w:jc w:val="left"/>
             </w:pPr>
@@ -1675,6 +1719,7 @@
           </w:tcPr>
           <w:p>
             <w:pPr>
+              <w:keepNext w:val="false"/>
               <w:spacing w:after="40" w:before="0"/>
               <w:jc w:val="left"/>
             </w:pPr>
@@ -1707,6 +1752,7 @@
           </w:tcPr>
           <w:p>
             <w:pPr>
+              <w:keepNext w:val="false"/>
               <w:spacing w:after="40" w:before="0"/>
               <w:jc w:val="left"/>
             </w:pPr>
@@ -1739,6 +1785,7 @@
           </w:tcPr>
           <w:p>
             <w:pPr>
+              <w:keepNext w:val="false"/>
               <w:spacing w:after="40" w:before="0"/>
               <w:jc w:val="left"/>
             </w:pPr>
@@ -1771,6 +1818,7 @@
           </w:tcPr>
           <w:p>
             <w:pPr>
+              <w:keepNext w:val="false"/>
               <w:spacing w:after="40" w:before="0"/>
               <w:jc w:val="left"/>
             </w:pPr>
@@ -1909,7 +1957,7 @@
         </w:rPr>
         <w:t xml:space="preserve">© 2026 SeaVuria and ARES. This work is licensed under a </w:t>
       </w:r>
-      <w:hyperlink w:history="1" r:id="rIdssxlo2r-xsde6pewp8mgk">
+      <w:hyperlink w:history="1" r:id="rIdvg-qbrabfmfudocd44h1n">
         <w:r>
           <w:rPr>
             <w:rFonts w:ascii="Arial" w:cs="Arial" w:eastAsia="Arial" w:hAnsi="Arial"/>
@@ -1929,7 +1977,7 @@
         </w:rPr>
         <w:t xml:space="preserve"> (</w:t>
       </w:r>
-      <w:hyperlink w:history="1" r:id="rIdpt9dddptjsfjh1yauc94b">
+      <w:hyperlink w:history="1" r:id="rIdfz4y5dv3pvqwvf-q4rzcv">
         <w:r>
           <w:rPr>
             <w:rFonts w:ascii="Arial" w:cs="Arial" w:eastAsia="Arial" w:hAnsi="Arial"/>
@@ -1949,7 +1997,7 @@
         </w:rPr>
         <w:t xml:space="preserve">). To view a copy of this license, visit </w:t>
       </w:r>
-      <w:hyperlink w:history="1" r:id="rIdt971mgv05skrdqd56e1wh">
+      <w:hyperlink w:history="1" r:id="rIdmm9mfhmgbo2bdk6psnxc8">
         <w:r>
           <w:rPr>
             <w:rFonts w:ascii="Arial" w:cs="Arial" w:eastAsia="Arial" w:hAnsi="Arial"/>

--- a/data/outputs/v2/Maths/SS3.1_Trigonometry_I/Mathematics_Trigonometry_I_FinalExplanation.docx
+++ b/data/outputs/v2/Maths/SS3.1_Trigonometry_I/Mathematics_Trigonometry_I_FinalExplanation.docx
@@ -1957,7 +1957,7 @@
         </w:rPr>
         <w:t xml:space="preserve">© 2026 SeaVuria and ARES. This work is licensed under a </w:t>
       </w:r>
-      <w:hyperlink w:history="1" r:id="rIdvg-qbrabfmfudocd44h1n">
+      <w:hyperlink w:history="1" r:id="rIdj5wdbjn4pkhaqevyglyp1">
         <w:r>
           <w:rPr>
             <w:rFonts w:ascii="Arial" w:cs="Arial" w:eastAsia="Arial" w:hAnsi="Arial"/>
@@ -1977,7 +1977,7 @@
         </w:rPr>
         <w:t xml:space="preserve"> (</w:t>
       </w:r>
-      <w:hyperlink w:history="1" r:id="rIdfz4y5dv3pvqwvf-q4rzcv">
+      <w:hyperlink w:history="1" r:id="rIdkzgeek_mcxpiljjhsukwc">
         <w:r>
           <w:rPr>
             <w:rFonts w:ascii="Arial" w:cs="Arial" w:eastAsia="Arial" w:hAnsi="Arial"/>
@@ -1997,7 +1997,7 @@
         </w:rPr>
         <w:t xml:space="preserve">). To view a copy of this license, visit </w:t>
       </w:r>
-      <w:hyperlink w:history="1" r:id="rIdmm9mfhmgbo2bdk6psnxc8">
+      <w:hyperlink w:history="1" r:id="rIdytdgjofhsfhjau1opsfvm">
         <w:r>
           <w:rPr>
             <w:rFonts w:ascii="Arial" w:cs="Arial" w:eastAsia="Arial" w:hAnsi="Arial"/>
